--- a/Data Documentation.docx
+++ b/Data Documentation.docx
@@ -4,89 +4,4705 @@
   <w:body>
     <w:p>
       <w:r>
-        <w:t xml:space="preserve">Data Manipulation Notes </w:t>
-      </w:r>
-    </w:p>
-    <w:p>
-      <w:r>
-        <w:t xml:space="preserve">Cleaning Data </w:t>
-      </w:r>
-    </w:p>
-    <w:p>
-      <w:r>
-        <w:t xml:space="preserve">Updated the field formats for </w:t>
-      </w:r>
-    </w:p>
-    <w:p>
-      <w:pPr>
-        <w:pStyle w:val="ListParagraph"/>
-        <w:numPr>
-          <w:ilvl w:val="0"/>
-          <w:numId w:val="1"/>
-        </w:numPr>
-      </w:pPr>
-      <w:r>
-        <w:t xml:space="preserve">Incident Number </w:t>
-      </w:r>
-    </w:p>
-    <w:p>
-      <w:pPr>
-        <w:pStyle w:val="ListParagraph"/>
-        <w:numPr>
-          <w:ilvl w:val="1"/>
-          <w:numId w:val="1"/>
-        </w:numPr>
-      </w:pPr>
-      <w:r>
-        <w:t>Extracted the current incident number into a new field made sure we are extracting the number having different “-”</w:t>
-      </w:r>
-    </w:p>
-    <w:p>
-      <w:pPr>
-        <w:pStyle w:val="ListParagraph"/>
-        <w:numPr>
-          <w:ilvl w:val="1"/>
-          <w:numId w:val="1"/>
-        </w:numPr>
-      </w:pPr>
-      <w:r>
-        <w:t xml:space="preserve">Fixed the year format and separated the incident numbers from the year </w:t>
-      </w:r>
-    </w:p>
-    <w:p>
-      <w:pPr>
-        <w:pStyle w:val="ListParagraph"/>
-        <w:numPr>
-          <w:ilvl w:val="1"/>
-          <w:numId w:val="1"/>
-        </w:numPr>
-      </w:pPr>
-      <w:r>
-        <w:t>Incident number with incorrect values were converted to 0</w:t>
-      </w:r>
-    </w:p>
-    <w:p>
-      <w:pPr>
-        <w:pStyle w:val="ListParagraph"/>
-        <w:numPr>
-          <w:ilvl w:val="0"/>
-          <w:numId w:val="1"/>
-        </w:numPr>
-      </w:pPr>
-      <w:r>
-        <w:t xml:space="preserve">Incident Address </w:t>
-      </w:r>
-    </w:p>
-    <w:p>
-      <w:pPr>
-        <w:pStyle w:val="ListParagraph"/>
-        <w:numPr>
-          <w:ilvl w:val="1"/>
-          <w:numId w:val="1"/>
-        </w:numPr>
-      </w:pPr>
-      <w:r>
-        <w:t xml:space="preserve">Extracted the </w:t>
+        <w:rPr>
+          <w:b/>
+          <w:color w:val="A33E22"/>
+          <w:sz w:val="52"/>
+        </w:rPr>
+        <w:t>Fire Department Dashboard Documentation</w:t>
+      </w:r>
+    </w:p>
+    <w:p>
+      <w:pPr>
+        <w:jc w:val="center"/>
+      </w:pPr>
+      <w:r>
+        <w:rPr>
+          <w:color w:val="555555"/>
+          <w:sz w:val="32"/>
+        </w:rPr>
+        <w:t>User Guide and Technical Reference</w:t>
+      </w:r>
+    </w:p>
+    <w:p>
+      <w:pPr>
+        <w:jc w:val="center"/>
+      </w:pPr>
+      <w:r>
+        <w:rPr>
+          <w:sz w:val="22"/>
+        </w:rPr>
+        <w:t xml:space="preserve">Prepared for Tableau </w:t>
+      </w:r>
+      <w:r>
+        <w:rPr>
+          <w:sz w:val="22"/>
+        </w:rPr>
+        <w:t xml:space="preserve">Report for </w:t>
+      </w:r>
+      <w:r>
+        <w:rPr>
+          <w:sz w:val="22"/>
+        </w:rPr>
+        <w:t>Fire Department Dashboard</w:t>
+      </w:r>
+    </w:p>
+    <w:p>
+      <w:pPr>
+        <w:pStyle w:val="IntenseQuote"/>
+      </w:pPr>
+      <w:r>
+        <w:t>This document explains how stakeholders can use the dashboard and how a new analyst can understand, validate, maintain, and update the report.</w:t>
+      </w:r>
+    </w:p>
+    <w:p>
+      <w:r>
+        <w:br w:type="page"/>
+      </w:r>
+    </w:p>
+    <w:p>
+      <w:pPr>
+        <w:pStyle w:val="Heading1"/>
+      </w:pPr>
+      <w:r>
+        <w:lastRenderedPageBreak/>
+        <w:t>Table of Contents</w:t>
+      </w:r>
+    </w:p>
+    <w:p>
+      <w:r>
+        <w:t>1. Dashboard Overview</w:t>
+      </w:r>
+    </w:p>
+    <w:p>
+      <w:r>
+        <w:t>2. Dashboard Purpose</w:t>
+      </w:r>
+    </w:p>
+    <w:p>
+      <w:r>
+        <w:t>3. Dashboard Navigation</w:t>
+      </w:r>
+    </w:p>
+    <w:p>
+      <w:r>
+        <w:t>4. Common Filters</w:t>
+      </w:r>
+    </w:p>
+    <w:p>
+      <w:r>
+        <w:t>5. Sheet 1: Summary</w:t>
+      </w:r>
+    </w:p>
+    <w:p>
+      <w:r>
+        <w:t>6. Sheet 2: Station and Response Performance</w:t>
+      </w:r>
+    </w:p>
+    <w:p>
+      <w:r>
+        <w:t>7. Sheet 3: Incident Volume Trends</w:t>
+      </w:r>
+    </w:p>
+    <w:p>
+      <w:r>
+        <w:t>8. KPI Definitions</w:t>
+      </w:r>
+    </w:p>
+    <w:p>
+      <w:r>
+        <w:t>9. Field Definitions</w:t>
+      </w:r>
+    </w:p>
+    <w:p>
+      <w:r>
+        <w:t>10. Data Model Overview</w:t>
+      </w:r>
+    </w:p>
+    <w:p>
+      <w:r>
+        <w:t>11. Calculated Fields Used</w:t>
+      </w:r>
+    </w:p>
+    <w:p>
+      <w:r>
+        <w:t>12. User Guide</w:t>
+      </w:r>
+    </w:p>
+    <w:p>
+      <w:r>
+        <w:t>13. Interpretation Guide</w:t>
+      </w:r>
+    </w:p>
+    <w:p>
+      <w:r>
+        <w:t>14. Data Cleaning Summary</w:t>
+      </w:r>
+    </w:p>
+    <w:p>
+      <w:r>
+        <w:t>15. Known Data Quality Notes</w:t>
+      </w:r>
+    </w:p>
+    <w:p>
+      <w:r>
+        <w:t>Appendix A: Dashboard Screenshots</w:t>
+      </w:r>
+    </w:p>
+    <w:p>
+      <w:r>
+        <w:br w:type="page"/>
+      </w:r>
+    </w:p>
+    <w:p>
+      <w:pPr>
+        <w:pStyle w:val="Heading1"/>
+      </w:pPr>
+      <w:r>
+        <w:lastRenderedPageBreak/>
+        <w:t>1. Dashboard Overview</w:t>
+      </w:r>
+    </w:p>
+    <w:p>
+      <w:r>
+        <w:t>The Fire Department Dashboard enables stakeholders to make informed decisions by providing insights into incident volume, response time, station workload, city-level demand, and time-based trends. Stakeholders can use this information to effectively allocate resources and enhance operational efficiency across cities, stations, incident categories, and time periods.</w:t>
+      </w:r>
+    </w:p>
+    <w:p>
+      <w:r>
+        <w:t>The dashboard is built in Tableau and contains three main sheets: Summary, Station and Response Performance, and Incident Volume Trends. Users can filter the report by year and month to review incident patterns for a selected period.</w:t>
+      </w:r>
+    </w:p>
+    <w:tbl>
+      <w:tblPr>
+        <w:tblStyle w:val="TableGrid"/>
+        <w:tblW w:w="0" w:type="auto"/>
+        <w:jc w:val="center"/>
+        <w:tblLook w:val="04A0" w:firstRow="1" w:lastRow="0" w:firstColumn="1" w:lastColumn="0" w:noHBand="0" w:noVBand="1"/>
+      </w:tblPr>
+      <w:tblGrid>
+        <w:gridCol w:w="2987"/>
+        <w:gridCol w:w="7371"/>
+      </w:tblGrid>
+      <w:tr>
+        <w:trPr>
+          <w:jc w:val="center"/>
+        </w:trPr>
+        <w:tc>
+          <w:tcPr>
+            <w:tcW w:w="3024" w:type="dxa"/>
+            <w:shd w:val="clear" w:color="auto" w:fill="A33E22"/>
+            <w:vAlign w:val="center"/>
+          </w:tcPr>
+          <w:p>
+            <w:r>
+              <w:rPr>
+                <w:b/>
+                <w:color w:val="FFFFFF"/>
+                <w:sz w:val="18"/>
+              </w:rPr>
+              <w:t>Item</w:t>
+            </w:r>
+          </w:p>
+        </w:tc>
+        <w:tc>
+          <w:tcPr>
+            <w:tcW w:w="7488" w:type="dxa"/>
+            <w:shd w:val="clear" w:color="auto" w:fill="A33E22"/>
+            <w:vAlign w:val="center"/>
+          </w:tcPr>
+          <w:p>
+            <w:r>
+              <w:rPr>
+                <w:b/>
+                <w:color w:val="FFFFFF"/>
+                <w:sz w:val="18"/>
+              </w:rPr>
+              <w:t>Description</w:t>
+            </w:r>
+          </w:p>
+        </w:tc>
+      </w:tr>
+      <w:tr>
+        <w:trPr>
+          <w:jc w:val="center"/>
+        </w:trPr>
+        <w:tc>
+          <w:tcPr>
+            <w:tcW w:w="3024" w:type="dxa"/>
+            <w:vAlign w:val="center"/>
+          </w:tcPr>
+          <w:p>
+            <w:r>
+              <w:rPr>
+                <w:sz w:val="18"/>
+              </w:rPr>
+              <w:t>Dashboard Name</w:t>
+            </w:r>
+          </w:p>
+        </w:tc>
+        <w:tc>
+          <w:tcPr>
+            <w:tcW w:w="7488" w:type="dxa"/>
+            <w:vAlign w:val="center"/>
+          </w:tcPr>
+          <w:p>
+            <w:r>
+              <w:rPr>
+                <w:sz w:val="18"/>
+              </w:rPr>
+              <w:t>Fire Department Dashboard</w:t>
+            </w:r>
+          </w:p>
+        </w:tc>
+      </w:tr>
+      <w:tr>
+        <w:trPr>
+          <w:jc w:val="center"/>
+        </w:trPr>
+        <w:tc>
+          <w:tcPr>
+            <w:tcW w:w="3024" w:type="dxa"/>
+            <w:vAlign w:val="center"/>
+          </w:tcPr>
+          <w:p>
+            <w:r>
+              <w:rPr>
+                <w:sz w:val="18"/>
+              </w:rPr>
+              <w:t>Reporting Tool</w:t>
+            </w:r>
+          </w:p>
+        </w:tc>
+        <w:tc>
+          <w:tcPr>
+            <w:tcW w:w="7488" w:type="dxa"/>
+            <w:vAlign w:val="center"/>
+          </w:tcPr>
+          <w:p>
+            <w:r>
+              <w:rPr>
+                <w:sz w:val="18"/>
+              </w:rPr>
+              <w:t>Tableau</w:t>
+            </w:r>
+          </w:p>
+        </w:tc>
+      </w:tr>
+      <w:tr>
+        <w:trPr>
+          <w:jc w:val="center"/>
+        </w:trPr>
+        <w:tc>
+          <w:tcPr>
+            <w:tcW w:w="3024" w:type="dxa"/>
+            <w:vAlign w:val="center"/>
+          </w:tcPr>
+          <w:p>
+            <w:r>
+              <w:rPr>
+                <w:sz w:val="18"/>
+              </w:rPr>
+              <w:t>Primary Users</w:t>
+            </w:r>
+          </w:p>
+        </w:tc>
+        <w:tc>
+          <w:tcPr>
+            <w:tcW w:w="7488" w:type="dxa"/>
+            <w:vAlign w:val="center"/>
+          </w:tcPr>
+          <w:p>
+            <w:r>
+              <w:rPr>
+                <w:sz w:val="18"/>
+              </w:rPr>
+              <w:t>Stakeholders, interviewers, operations leaders, analysts, and new report developers</w:t>
+            </w:r>
+          </w:p>
+        </w:tc>
+      </w:tr>
+      <w:tr>
+        <w:trPr>
+          <w:jc w:val="center"/>
+        </w:trPr>
+        <w:tc>
+          <w:tcPr>
+            <w:tcW w:w="3024" w:type="dxa"/>
+            <w:vAlign w:val="center"/>
+          </w:tcPr>
+          <w:p>
+            <w:r>
+              <w:rPr>
+                <w:sz w:val="18"/>
+              </w:rPr>
+              <w:t>Primary Focus</w:t>
+            </w:r>
+          </w:p>
+        </w:tc>
+        <w:tc>
+          <w:tcPr>
+            <w:tcW w:w="7488" w:type="dxa"/>
+            <w:vAlign w:val="center"/>
+          </w:tcPr>
+          <w:p>
+            <w:r>
+              <w:rPr>
+                <w:sz w:val="18"/>
+              </w:rPr>
+              <w:t>Incident volume, response times, station performance, city demand, categories, and time trends</w:t>
+            </w:r>
+          </w:p>
+        </w:tc>
+      </w:tr>
+      <w:tr>
+        <w:trPr>
+          <w:jc w:val="center"/>
+        </w:trPr>
+        <w:tc>
+          <w:tcPr>
+            <w:tcW w:w="3024" w:type="dxa"/>
+            <w:vAlign w:val="center"/>
+          </w:tcPr>
+          <w:p>
+            <w:r>
+              <w:rPr>
+                <w:sz w:val="18"/>
+              </w:rPr>
+              <w:t>Main Filters</w:t>
+            </w:r>
+          </w:p>
+        </w:tc>
+        <w:tc>
+          <w:tcPr>
+            <w:tcW w:w="7488" w:type="dxa"/>
+            <w:vAlign w:val="center"/>
+          </w:tcPr>
+          <w:p>
+            <w:r>
+              <w:rPr>
+                <w:sz w:val="18"/>
+              </w:rPr>
+              <w:t>Select Year and Select Month</w:t>
+            </w:r>
+          </w:p>
+        </w:tc>
+      </w:tr>
+      <w:tr>
+        <w:trPr>
+          <w:jc w:val="center"/>
+        </w:trPr>
+        <w:tc>
+          <w:tcPr>
+            <w:tcW w:w="3024" w:type="dxa"/>
+            <w:vAlign w:val="center"/>
+          </w:tcPr>
+          <w:p>
+            <w:r>
+              <w:rPr>
+                <w:sz w:val="18"/>
+              </w:rPr>
+              <w:t>Dashboard Sheets</w:t>
+            </w:r>
+          </w:p>
+        </w:tc>
+        <w:tc>
+          <w:tcPr>
+            <w:tcW w:w="7488" w:type="dxa"/>
+            <w:vAlign w:val="center"/>
+          </w:tcPr>
+          <w:p>
+            <w:r>
+              <w:rPr>
+                <w:sz w:val="18"/>
+              </w:rPr>
+              <w:t>Summary; Station and Response Performance; Incident Volume Trends</w:t>
+            </w:r>
+          </w:p>
+        </w:tc>
+      </w:tr>
+    </w:tbl>
+    <w:p/>
+    <w:p>
+      <w:pPr>
+        <w:pStyle w:val="Heading1"/>
+      </w:pPr>
+      <w:r>
+        <w:t>2. Dashboard Purpose</w:t>
+      </w:r>
+    </w:p>
+    <w:p>
+      <w:r>
+        <w:t>The main purpose of this dashboard is to help stakeholders answer operational questions such as:</w:t>
+      </w:r>
+    </w:p>
+    <w:p>
+      <w:pPr>
+        <w:pStyle w:val="ListBullet"/>
+        <w:tabs>
+          <w:tab w:val="num" w:pos="360"/>
+        </w:tabs>
+      </w:pPr>
+      <w:r>
+        <w:t>How many total incidents occurred during the selected period?</w:t>
+      </w:r>
+    </w:p>
+    <w:p>
+      <w:pPr>
+        <w:pStyle w:val="ListBullet"/>
+        <w:tabs>
+          <w:tab w:val="num" w:pos="360"/>
+        </w:tabs>
+      </w:pPr>
+      <w:r>
+        <w:t>What is the average alarm handling time, turnout time, travel time, and total response time?</w:t>
+      </w:r>
+    </w:p>
+    <w:p>
+      <w:pPr>
+        <w:pStyle w:val="ListBullet"/>
+        <w:tabs>
+          <w:tab w:val="num" w:pos="360"/>
+        </w:tabs>
+      </w:pPr>
+      <w:r>
+        <w:t>Which cities have the highest number of incidents?</w:t>
+      </w:r>
+    </w:p>
+    <w:p>
+      <w:pPr>
+        <w:pStyle w:val="ListBullet"/>
+        <w:tabs>
+          <w:tab w:val="num" w:pos="360"/>
+        </w:tabs>
+      </w:pPr>
+      <w:r>
+        <w:t>Which incident categories occur most often?</w:t>
+      </w:r>
+    </w:p>
+    <w:p>
+      <w:pPr>
+        <w:pStyle w:val="ListBullet"/>
+        <w:tabs>
+          <w:tab w:val="num" w:pos="360"/>
+        </w:tabs>
+      </w:pPr>
+      <w:r>
+        <w:t>Where are incidents geographically concentrated?</w:t>
+      </w:r>
+    </w:p>
+    <w:p>
+      <w:pPr>
+        <w:pStyle w:val="ListBullet"/>
+        <w:tabs>
+          <w:tab w:val="num" w:pos="360"/>
+        </w:tabs>
+      </w:pPr>
+      <w:r>
+        <w:t>Which stations have the most units available?</w:t>
+      </w:r>
+    </w:p>
+    <w:p>
+      <w:pPr>
+        <w:pStyle w:val="ListBullet"/>
+        <w:tabs>
+          <w:tab w:val="num" w:pos="360"/>
+        </w:tabs>
+      </w:pPr>
+      <w:r>
+        <w:t>Which stations or cities show higher average response times?</w:t>
+      </w:r>
+    </w:p>
+    <w:p>
+      <w:pPr>
+        <w:pStyle w:val="ListBullet"/>
+        <w:tabs>
+          <w:tab w:val="num" w:pos="360"/>
+        </w:tabs>
+      </w:pPr>
+      <w:r>
+        <w:t>What time of day and day of week have the highest incident volume?</w:t>
+      </w:r>
+      <w:r>
+        <w:t xml:space="preserve"> </w:t>
+      </w:r>
+      <w:r>
+        <w:t>Which incident types have the highest total units, incident counts, response times, and Cold Call %?</w:t>
+      </w:r>
+    </w:p>
+    <w:p>
+      <w:pPr>
+        <w:pStyle w:val="Heading1"/>
+      </w:pPr>
+      <w:r>
+        <w:t>3. Dashboard Navigation</w:t>
+      </w:r>
+    </w:p>
+    <w:p>
+      <w:r>
+        <w:t>The dashboard uses navigation buttons so users can move through the report in a guided order.</w:t>
+      </w:r>
+    </w:p>
+    <w:tbl>
+      <w:tblPr>
+        <w:tblStyle w:val="TableGrid"/>
+        <w:tblW w:w="0" w:type="auto"/>
+        <w:jc w:val="center"/>
+        <w:tblLook w:val="04A0" w:firstRow="1" w:lastRow="0" w:firstColumn="1" w:lastColumn="0" w:noHBand="0" w:noVBand="1"/>
+      </w:tblPr>
+      <w:tblGrid>
+        <w:gridCol w:w="2844"/>
+        <w:gridCol w:w="7514"/>
+      </w:tblGrid>
+      <w:tr>
+        <w:trPr>
+          <w:jc w:val="center"/>
+        </w:trPr>
+        <w:tc>
+          <w:tcPr>
+            <w:tcW w:w="2880" w:type="dxa"/>
+            <w:shd w:val="clear" w:color="auto" w:fill="A33E22"/>
+            <w:vAlign w:val="center"/>
+          </w:tcPr>
+          <w:p>
+            <w:r>
+              <w:rPr>
+                <w:b/>
+                <w:color w:val="FFFFFF"/>
+                <w:sz w:val="18"/>
+              </w:rPr>
+              <w:t>Button</w:t>
+            </w:r>
+          </w:p>
+        </w:tc>
+        <w:tc>
+          <w:tcPr>
+            <w:tcW w:w="7632" w:type="dxa"/>
+            <w:shd w:val="clear" w:color="auto" w:fill="A33E22"/>
+            <w:vAlign w:val="center"/>
+          </w:tcPr>
+          <w:p>
+            <w:r>
+              <w:rPr>
+                <w:b/>
+                <w:color w:val="FFFFFF"/>
+                <w:sz w:val="18"/>
+              </w:rPr>
+              <w:t>Purpose</w:t>
+            </w:r>
+          </w:p>
+        </w:tc>
+      </w:tr>
+      <w:tr>
+        <w:trPr>
+          <w:jc w:val="center"/>
+        </w:trPr>
+        <w:tc>
+          <w:tcPr>
+            <w:tcW w:w="2880" w:type="dxa"/>
+            <w:vAlign w:val="center"/>
+          </w:tcPr>
+          <w:p>
+            <w:r>
+              <w:rPr>
+                <w:sz w:val="18"/>
+              </w:rPr>
+              <w:t>Next Sheet</w:t>
+            </w:r>
+          </w:p>
+        </w:tc>
+        <w:tc>
+          <w:tcPr>
+            <w:tcW w:w="7632" w:type="dxa"/>
+            <w:vAlign w:val="center"/>
+          </w:tcPr>
+          <w:p>
+            <w:r>
+              <w:rPr>
+                <w:sz w:val="18"/>
+              </w:rPr>
+              <w:t>Moves the user to the next dashboard page.</w:t>
+            </w:r>
+          </w:p>
+        </w:tc>
+      </w:tr>
+      <w:tr>
+        <w:trPr>
+          <w:jc w:val="center"/>
+        </w:trPr>
+        <w:tc>
+          <w:tcPr>
+            <w:tcW w:w="2880" w:type="dxa"/>
+            <w:vAlign w:val="center"/>
+          </w:tcPr>
+          <w:p>
+            <w:r>
+              <w:rPr>
+                <w:sz w:val="18"/>
+              </w:rPr>
+              <w:t>Previous Sheet</w:t>
+            </w:r>
+          </w:p>
+        </w:tc>
+        <w:tc>
+          <w:tcPr>
+            <w:tcW w:w="7632" w:type="dxa"/>
+            <w:vAlign w:val="center"/>
+          </w:tcPr>
+          <w:p>
+            <w:r>
+              <w:rPr>
+                <w:sz w:val="18"/>
+              </w:rPr>
+              <w:t>Moves the user to the previous dashboard page.</w:t>
+            </w:r>
+          </w:p>
+        </w:tc>
+      </w:tr>
+    </w:tbl>
+    <w:p/>
+    <w:tbl>
+      <w:tblPr>
+        <w:tblStyle w:val="TableGrid"/>
+        <w:tblW w:w="0" w:type="auto"/>
+        <w:jc w:val="center"/>
+        <w:tblLook w:val="04A0" w:firstRow="1" w:lastRow="0" w:firstColumn="1" w:lastColumn="0" w:noHBand="0" w:noVBand="1"/>
+      </w:tblPr>
+      <w:tblGrid>
+        <w:gridCol w:w="2915"/>
+        <w:gridCol w:w="3090"/>
+        <w:gridCol w:w="4353"/>
+      </w:tblGrid>
+      <w:tr>
+        <w:trPr>
+          <w:jc w:val="center"/>
+        </w:trPr>
+        <w:tc>
+          <w:tcPr>
+            <w:tcW w:w="1728" w:type="dxa"/>
+            <w:shd w:val="clear" w:color="auto" w:fill="A64024"/>
+            <w:vAlign w:val="center"/>
+          </w:tcPr>
+          <w:p>
+            <w:r>
+              <w:rPr>
+                <w:b/>
+                <w:color w:val="FFFFFF"/>
+                <w:sz w:val="18"/>
+              </w:rPr>
+              <w:t>Sheet Number</w:t>
+            </w:r>
+          </w:p>
+        </w:tc>
+        <w:tc>
+          <w:tcPr>
+            <w:tcW w:w="3600" w:type="dxa"/>
+            <w:shd w:val="clear" w:color="auto" w:fill="A64024"/>
+            <w:vAlign w:val="center"/>
+          </w:tcPr>
+          <w:p>
+            <w:r>
+              <w:rPr>
+                <w:b/>
+                <w:color w:val="FFFFFF"/>
+                <w:sz w:val="18"/>
+              </w:rPr>
+              <w:t>Dashboard Sheet Name</w:t>
+            </w:r>
+          </w:p>
+        </w:tc>
+        <w:tc>
+          <w:tcPr>
+            <w:tcW w:w="5184" w:type="dxa"/>
+            <w:shd w:val="clear" w:color="auto" w:fill="A64024"/>
+            <w:vAlign w:val="center"/>
+          </w:tcPr>
+          <w:p>
+            <w:r>
+              <w:rPr>
+                <w:b/>
+                <w:color w:val="FFFFFF"/>
+                <w:sz w:val="18"/>
+              </w:rPr>
+              <w:t>Primary Purpose</w:t>
+            </w:r>
+          </w:p>
+        </w:tc>
+      </w:tr>
+      <w:tr>
+        <w:trPr>
+          <w:jc w:val="center"/>
+        </w:trPr>
+        <w:tc>
+          <w:tcPr>
+            <w:tcW w:w="1728" w:type="dxa"/>
+            <w:vAlign w:val="center"/>
+          </w:tcPr>
+          <w:p>
+            <w:r>
+              <w:rPr>
+                <w:sz w:val="17"/>
+              </w:rPr>
+              <w:t>1</w:t>
+            </w:r>
+          </w:p>
+        </w:tc>
+        <w:tc>
+          <w:tcPr>
+            <w:tcW w:w="3600" w:type="dxa"/>
+            <w:vAlign w:val="center"/>
+          </w:tcPr>
+          <w:p>
+            <w:r>
+              <w:rPr>
+                <w:sz w:val="17"/>
+              </w:rPr>
+              <w:t>Summary</w:t>
+            </w:r>
+          </w:p>
+        </w:tc>
+        <w:tc>
+          <w:tcPr>
+            <w:tcW w:w="5184" w:type="dxa"/>
+            <w:vAlign w:val="center"/>
+          </w:tcPr>
+          <w:p>
+            <w:r>
+              <w:rPr>
+                <w:sz w:val="17"/>
+              </w:rPr>
+              <w:t>Executive overview of incidents, response KPIs, categories, top cities, and map.</w:t>
+            </w:r>
+          </w:p>
+        </w:tc>
+      </w:tr>
+      <w:tr>
+        <w:trPr>
+          <w:jc w:val="center"/>
+        </w:trPr>
+        <w:tc>
+          <w:tcPr>
+            <w:tcW w:w="1728" w:type="dxa"/>
+            <w:vAlign w:val="center"/>
+          </w:tcPr>
+          <w:p>
+            <w:r>
+              <w:rPr>
+                <w:sz w:val="17"/>
+              </w:rPr>
+              <w:t>2</w:t>
+            </w:r>
+          </w:p>
+        </w:tc>
+        <w:tc>
+          <w:tcPr>
+            <w:tcW w:w="3600" w:type="dxa"/>
+            <w:vAlign w:val="center"/>
+          </w:tcPr>
+          <w:p>
+            <w:r>
+              <w:rPr>
+                <w:sz w:val="17"/>
+              </w:rPr>
+              <w:t>Station and Response Performance</w:t>
+            </w:r>
+          </w:p>
+        </w:tc>
+        <w:tc>
+          <w:tcPr>
+            <w:tcW w:w="5184" w:type="dxa"/>
+            <w:vAlign w:val="center"/>
+          </w:tcPr>
+          <w:p>
+            <w:r>
+              <w:rPr>
+                <w:sz w:val="17"/>
+              </w:rPr>
+              <w:t>Station resource and response time analysis.</w:t>
+            </w:r>
+          </w:p>
+        </w:tc>
+      </w:tr>
+      <w:tr>
+        <w:trPr>
+          <w:jc w:val="center"/>
+        </w:trPr>
+        <w:tc>
+          <w:tcPr>
+            <w:tcW w:w="1728" w:type="dxa"/>
+            <w:vAlign w:val="center"/>
+          </w:tcPr>
+          <w:p>
+            <w:r>
+              <w:rPr>
+                <w:sz w:val="17"/>
+              </w:rPr>
+              <w:t>3</w:t>
+            </w:r>
+          </w:p>
+        </w:tc>
+        <w:tc>
+          <w:tcPr>
+            <w:tcW w:w="3600" w:type="dxa"/>
+            <w:vAlign w:val="center"/>
+          </w:tcPr>
+          <w:p>
+            <w:r>
+              <w:rPr>
+                <w:sz w:val="17"/>
+              </w:rPr>
+              <w:t>Incident Volume Trends</w:t>
+            </w:r>
+          </w:p>
+        </w:tc>
+        <w:tc>
+          <w:tcPr>
+            <w:tcW w:w="5184" w:type="dxa"/>
+            <w:vAlign w:val="center"/>
+          </w:tcPr>
+          <w:p>
+            <w:r>
+              <w:rPr>
+                <w:sz w:val="17"/>
+              </w:rPr>
+              <w:t>Incident volume by hour of day and day of week.</w:t>
+            </w:r>
+          </w:p>
+        </w:tc>
+      </w:tr>
+      <w:tr>
+        <w:trPr>
+          <w:trHeight w:val="260"/>
+          <w:jc w:val="center"/>
+        </w:trPr>
+        <w:tc>
+          <w:tcPr>
+            <w:tcW w:w="3456" w:type="dxa"/>
+            <w:vAlign w:val="center"/>
+          </w:tcPr>
+          <w:p>
+            <w:r>
+              <w:rPr>
+                <w:sz w:val="17"/>
+              </w:rPr>
+              <w:lastRenderedPageBreak/>
+              <w:t>4</w:t>
+            </w:r>
+          </w:p>
+        </w:tc>
+        <w:tc>
+          <w:tcPr>
+            <w:tcW w:w="3456" w:type="dxa"/>
+            <w:vAlign w:val="center"/>
+          </w:tcPr>
+          <w:p>
+            <w:r>
+              <w:rPr>
+                <w:sz w:val="17"/>
+              </w:rPr>
+              <w:t>Details Table</w:t>
+            </w:r>
+          </w:p>
+        </w:tc>
+        <w:tc>
+          <w:tcPr>
+            <w:tcW w:w="3456" w:type="dxa"/>
+            <w:vAlign w:val="center"/>
+          </w:tcPr>
+          <w:p>
+            <w:r>
+              <w:rPr>
+                <w:sz w:val="17"/>
+              </w:rPr>
+              <w:t>Detailed incident type/category table with total units, incident count, response-time averages, and Cold Call %.</w:t>
+            </w:r>
+          </w:p>
+        </w:tc>
+      </w:tr>
+    </w:tbl>
+    <w:p/>
+    <w:p>
+      <w:pPr>
+        <w:pStyle w:val="Heading1"/>
+      </w:pPr>
+      <w:r>
+        <w:t>4. Common Filters</w:t>
+      </w:r>
+    </w:p>
+    <w:p>
+      <w:r>
+        <w:t>The dashboard includes common filters that appear across the sheets. These filters allow users to narrow the report to a specific reporting period.</w:t>
+      </w:r>
+    </w:p>
+    <w:tbl>
+      <w:tblPr>
+        <w:tblStyle w:val="TableGrid"/>
+        <w:tblW w:w="0" w:type="auto"/>
+        <w:jc w:val="center"/>
+        <w:tblLook w:val="04A0" w:firstRow="1" w:lastRow="0" w:firstColumn="1" w:lastColumn="0" w:noHBand="0" w:noVBand="1"/>
+      </w:tblPr>
+      <w:tblGrid>
+        <w:gridCol w:w="2413"/>
+        <w:gridCol w:w="3833"/>
+        <w:gridCol w:w="4112"/>
+      </w:tblGrid>
+      <w:tr>
+        <w:trPr>
+          <w:jc w:val="center"/>
+        </w:trPr>
+        <w:tc>
+          <w:tcPr>
+            <w:tcW w:w="2448" w:type="dxa"/>
+            <w:shd w:val="clear" w:color="auto" w:fill="A33E22"/>
+            <w:vAlign w:val="center"/>
+          </w:tcPr>
+          <w:p>
+            <w:r>
+              <w:rPr>
+                <w:b/>
+                <w:color w:val="FFFFFF"/>
+                <w:sz w:val="18"/>
+              </w:rPr>
+              <w:t>Filter Name</w:t>
+            </w:r>
+          </w:p>
+        </w:tc>
+        <w:tc>
+          <w:tcPr>
+            <w:tcW w:w="3888" w:type="dxa"/>
+            <w:shd w:val="clear" w:color="auto" w:fill="A33E22"/>
+            <w:vAlign w:val="center"/>
+          </w:tcPr>
+          <w:p>
+            <w:r>
+              <w:rPr>
+                <w:b/>
+                <w:color w:val="FFFFFF"/>
+                <w:sz w:val="18"/>
+              </w:rPr>
+              <w:t>Description</w:t>
+            </w:r>
+          </w:p>
+        </w:tc>
+        <w:tc>
+          <w:tcPr>
+            <w:tcW w:w="4176" w:type="dxa"/>
+            <w:shd w:val="clear" w:color="auto" w:fill="A33E22"/>
+            <w:vAlign w:val="center"/>
+          </w:tcPr>
+          <w:p>
+            <w:r>
+              <w:rPr>
+                <w:b/>
+                <w:color w:val="FFFFFF"/>
+                <w:sz w:val="18"/>
+              </w:rPr>
+              <w:t>Expected Usage</w:t>
+            </w:r>
+          </w:p>
+        </w:tc>
+      </w:tr>
+      <w:tr>
+        <w:trPr>
+          <w:jc w:val="center"/>
+        </w:trPr>
+        <w:tc>
+          <w:tcPr>
+            <w:tcW w:w="2448" w:type="dxa"/>
+            <w:vAlign w:val="center"/>
+          </w:tcPr>
+          <w:p>
+            <w:r>
+              <w:rPr>
+                <w:sz w:val="18"/>
+              </w:rPr>
+              <w:t>Select Year</w:t>
+            </w:r>
+          </w:p>
+        </w:tc>
+        <w:tc>
+          <w:tcPr>
+            <w:tcW w:w="3888" w:type="dxa"/>
+            <w:vAlign w:val="center"/>
+          </w:tcPr>
+          <w:p>
+            <w:r>
+              <w:rPr>
+                <w:sz w:val="18"/>
+              </w:rPr>
+              <w:t>Filters dashboard data by year.</w:t>
+            </w:r>
+          </w:p>
+        </w:tc>
+        <w:tc>
+          <w:tcPr>
+            <w:tcW w:w="4176" w:type="dxa"/>
+            <w:vAlign w:val="center"/>
+          </w:tcPr>
+          <w:p>
+            <w:r>
+              <w:rPr>
+                <w:sz w:val="18"/>
+              </w:rPr>
+              <w:t>Use this first to select the reporting year.</w:t>
+            </w:r>
+          </w:p>
+        </w:tc>
+      </w:tr>
+      <w:tr>
+        <w:trPr>
+          <w:jc w:val="center"/>
+        </w:trPr>
+        <w:tc>
+          <w:tcPr>
+            <w:tcW w:w="2448" w:type="dxa"/>
+            <w:vAlign w:val="center"/>
+          </w:tcPr>
+          <w:p>
+            <w:r>
+              <w:rPr>
+                <w:sz w:val="18"/>
+              </w:rPr>
+              <w:t>Select Month</w:t>
+            </w:r>
+          </w:p>
+        </w:tc>
+        <w:tc>
+          <w:tcPr>
+            <w:tcW w:w="3888" w:type="dxa"/>
+            <w:vAlign w:val="center"/>
+          </w:tcPr>
+          <w:p>
+            <w:r>
+              <w:rPr>
+                <w:sz w:val="18"/>
+              </w:rPr>
+              <w:t>Filters dashboard data by month.</w:t>
+            </w:r>
+          </w:p>
+        </w:tc>
+        <w:tc>
+          <w:tcPr>
+            <w:tcW w:w="4176" w:type="dxa"/>
+            <w:vAlign w:val="center"/>
+          </w:tcPr>
+          <w:p>
+            <w:r>
+              <w:rPr>
+                <w:sz w:val="18"/>
+              </w:rPr>
+              <w:t>Select a specific month or choose All to show all months in the selected year.</w:t>
+            </w:r>
+          </w:p>
+        </w:tc>
+      </w:tr>
+    </w:tbl>
+    <w:p/>
+    <w:p>
+      <w:pPr>
+        <w:pStyle w:val="IntenseQuote"/>
+      </w:pPr>
+      <w:r>
+        <w:t>Example: Selecting Year = 2025 and Month = December will show incident data only for December 2025. If Month is set to All, the dashboard shows all months in the selected year.</w:t>
+      </w:r>
+    </w:p>
+    <w:p>
+      <w:pPr>
+        <w:pStyle w:val="Heading1"/>
+      </w:pPr>
+      <w:r>
+        <w:t>5. Sheet 1: Summary</w:t>
+      </w:r>
+    </w:p>
+    <w:p>
+      <w:r>
+        <w:t>The Summary sheet provides a high-level overview of fire department incidents, response time KPIs, incident volume trends, top cities, incident categories, and geographic incident distribution. This page is intended for stakeholders who want a quick executive summary of overall fire department activity.</w:t>
+      </w:r>
+    </w:p>
+    <w:p>
+      <w:pPr>
+        <w:pStyle w:val="Heading2"/>
+      </w:pPr>
+      <w:r>
+        <w:t>KPIs Displayed</w:t>
+      </w:r>
+    </w:p>
+    <w:tbl>
+      <w:tblPr>
+        <w:tblStyle w:val="TableGrid"/>
+        <w:tblW w:w="0" w:type="auto"/>
+        <w:jc w:val="center"/>
+        <w:tblLook w:val="04A0" w:firstRow="1" w:lastRow="0" w:firstColumn="1" w:lastColumn="0" w:noHBand="0" w:noVBand="1"/>
+      </w:tblPr>
+      <w:tblGrid>
+        <w:gridCol w:w="3269"/>
+        <w:gridCol w:w="7089"/>
+      </w:tblGrid>
+      <w:tr>
+        <w:trPr>
+          <w:jc w:val="center"/>
+        </w:trPr>
+        <w:tc>
+          <w:tcPr>
+            <w:tcW w:w="3312" w:type="dxa"/>
+            <w:shd w:val="clear" w:color="auto" w:fill="A33E22"/>
+            <w:vAlign w:val="center"/>
+          </w:tcPr>
+          <w:p>
+            <w:r>
+              <w:rPr>
+                <w:b/>
+                <w:color w:val="FFFFFF"/>
+                <w:sz w:val="18"/>
+              </w:rPr>
+              <w:t>KPI Name</w:t>
+            </w:r>
+          </w:p>
+        </w:tc>
+        <w:tc>
+          <w:tcPr>
+            <w:tcW w:w="7200" w:type="dxa"/>
+            <w:shd w:val="clear" w:color="auto" w:fill="A33E22"/>
+            <w:vAlign w:val="center"/>
+          </w:tcPr>
+          <w:p>
+            <w:r>
+              <w:rPr>
+                <w:b/>
+                <w:color w:val="FFFFFF"/>
+                <w:sz w:val="18"/>
+              </w:rPr>
+              <w:t>Description</w:t>
+            </w:r>
+          </w:p>
+        </w:tc>
+      </w:tr>
+      <w:tr>
+        <w:trPr>
+          <w:jc w:val="center"/>
+        </w:trPr>
+        <w:tc>
+          <w:tcPr>
+            <w:tcW w:w="3312" w:type="dxa"/>
+            <w:vAlign w:val="center"/>
+          </w:tcPr>
+          <w:p>
+            <w:r>
+              <w:rPr>
+                <w:sz w:val="18"/>
+              </w:rPr>
+              <w:t>Total Incidents</w:t>
+            </w:r>
+          </w:p>
+        </w:tc>
+        <w:tc>
+          <w:tcPr>
+            <w:tcW w:w="7200" w:type="dxa"/>
+            <w:vAlign w:val="center"/>
+          </w:tcPr>
+          <w:p>
+            <w:r>
+              <w:rPr>
+                <w:sz w:val="18"/>
+              </w:rPr>
+              <w:t>Total number of unique incidents for the selected year and month.</w:t>
+            </w:r>
+          </w:p>
+        </w:tc>
+      </w:tr>
+      <w:tr>
+        <w:trPr>
+          <w:jc w:val="center"/>
+        </w:trPr>
+        <w:tc>
+          <w:tcPr>
+            <w:tcW w:w="3312" w:type="dxa"/>
+            <w:vAlign w:val="center"/>
+          </w:tcPr>
+          <w:p>
+            <w:r>
+              <w:rPr>
+                <w:sz w:val="18"/>
+              </w:rPr>
+              <w:t>Avg Alarm Handling Time</w:t>
+            </w:r>
+          </w:p>
+        </w:tc>
+        <w:tc>
+          <w:tcPr>
+            <w:tcW w:w="7200" w:type="dxa"/>
+            <w:vAlign w:val="center"/>
+          </w:tcPr>
+          <w:p>
+            <w:r>
+              <w:rPr>
+                <w:sz w:val="18"/>
+              </w:rPr>
+              <w:t>Average time between when the call was received and when the incident was dispatched.</w:t>
+            </w:r>
+          </w:p>
+        </w:tc>
+      </w:tr>
+      <w:tr>
+        <w:trPr>
+          <w:jc w:val="center"/>
+        </w:trPr>
+        <w:tc>
+          <w:tcPr>
+            <w:tcW w:w="3312" w:type="dxa"/>
+            <w:vAlign w:val="center"/>
+          </w:tcPr>
+          <w:p>
+            <w:r>
+              <w:rPr>
+                <w:sz w:val="18"/>
+              </w:rPr>
+              <w:t>Avg Turnout Time</w:t>
+            </w:r>
+          </w:p>
+        </w:tc>
+        <w:tc>
+          <w:tcPr>
+            <w:tcW w:w="7200" w:type="dxa"/>
+            <w:vAlign w:val="center"/>
+          </w:tcPr>
+          <w:p>
+            <w:r>
+              <w:rPr>
+                <w:sz w:val="18"/>
+              </w:rPr>
+              <w:t>Average time between dispatch and when the unit went enroute.</w:t>
+            </w:r>
+          </w:p>
+        </w:tc>
+      </w:tr>
+      <w:tr>
+        <w:trPr>
+          <w:jc w:val="center"/>
+        </w:trPr>
+        <w:tc>
+          <w:tcPr>
+            <w:tcW w:w="3312" w:type="dxa"/>
+            <w:vAlign w:val="center"/>
+          </w:tcPr>
+          <w:p>
+            <w:r>
+              <w:rPr>
+                <w:sz w:val="18"/>
+              </w:rPr>
+              <w:t>Avg Travel Time</w:t>
+            </w:r>
+          </w:p>
+        </w:tc>
+        <w:tc>
+          <w:tcPr>
+            <w:tcW w:w="7200" w:type="dxa"/>
+            <w:vAlign w:val="center"/>
+          </w:tcPr>
+          <w:p>
+            <w:r>
+              <w:rPr>
+                <w:sz w:val="18"/>
+              </w:rPr>
+              <w:t>Average time between when the unit went enroute and when the unit arrived.</w:t>
+            </w:r>
+          </w:p>
+        </w:tc>
+      </w:tr>
+      <w:tr>
+        <w:trPr>
+          <w:jc w:val="center"/>
+        </w:trPr>
+        <w:tc>
+          <w:tcPr>
+            <w:tcW w:w="3312" w:type="dxa"/>
+            <w:vAlign w:val="center"/>
+          </w:tcPr>
+          <w:p>
+            <w:r>
+              <w:rPr>
+                <w:sz w:val="18"/>
+              </w:rPr>
+              <w:t>Avg Total Response Time</w:t>
+            </w:r>
+          </w:p>
+        </w:tc>
+        <w:tc>
+          <w:tcPr>
+            <w:tcW w:w="7200" w:type="dxa"/>
+            <w:vAlign w:val="center"/>
+          </w:tcPr>
+          <w:p>
+            <w:r>
+              <w:rPr>
+                <w:sz w:val="18"/>
+              </w:rPr>
+              <w:t>Average time between when the call was received and when the unit arrived.</w:t>
+            </w:r>
+          </w:p>
+        </w:tc>
+      </w:tr>
+    </w:tbl>
+    <w:p/>
+    <w:p>
+      <w:pPr>
+        <w:pStyle w:val="Heading2"/>
+      </w:pPr>
+      <w:r>
+        <w:t>Visuals on Summary Sheet</w:t>
+      </w:r>
+    </w:p>
+    <w:tbl>
+      <w:tblPr>
+        <w:tblStyle w:val="TableGrid"/>
+        <w:tblW w:w="0" w:type="auto"/>
+        <w:jc w:val="center"/>
+        <w:tblLook w:val="04A0" w:firstRow="1" w:lastRow="0" w:firstColumn="1" w:lastColumn="0" w:noHBand="0" w:noVBand="1"/>
+      </w:tblPr>
+      <w:tblGrid>
+        <w:gridCol w:w="2982"/>
+        <w:gridCol w:w="2133"/>
+        <w:gridCol w:w="5243"/>
+      </w:tblGrid>
+      <w:tr>
+        <w:trPr>
+          <w:jc w:val="center"/>
+        </w:trPr>
+        <w:tc>
+          <w:tcPr>
+            <w:tcW w:w="3024" w:type="dxa"/>
+            <w:shd w:val="clear" w:color="auto" w:fill="A33E22"/>
+            <w:vAlign w:val="center"/>
+          </w:tcPr>
+          <w:p>
+            <w:r>
+              <w:rPr>
+                <w:b/>
+                <w:color w:val="FFFFFF"/>
+                <w:sz w:val="18"/>
+              </w:rPr>
+              <w:t>Visual</w:t>
+            </w:r>
+          </w:p>
+        </w:tc>
+        <w:tc>
+          <w:tcPr>
+            <w:tcW w:w="2160" w:type="dxa"/>
+            <w:shd w:val="clear" w:color="auto" w:fill="A33E22"/>
+            <w:vAlign w:val="center"/>
+          </w:tcPr>
+          <w:p>
+            <w:r>
+              <w:rPr>
+                <w:b/>
+                <w:color w:val="FFFFFF"/>
+                <w:sz w:val="18"/>
+              </w:rPr>
+              <w:t>Chart Type</w:t>
+            </w:r>
+          </w:p>
+        </w:tc>
+        <w:tc>
+          <w:tcPr>
+            <w:tcW w:w="5328" w:type="dxa"/>
+            <w:shd w:val="clear" w:color="auto" w:fill="A33E22"/>
+            <w:vAlign w:val="center"/>
+          </w:tcPr>
+          <w:p>
+            <w:r>
+              <w:rPr>
+                <w:b/>
+                <w:color w:val="FFFFFF"/>
+                <w:sz w:val="18"/>
+              </w:rPr>
+              <w:t>How to Use / Interpret</w:t>
+            </w:r>
+          </w:p>
+        </w:tc>
+      </w:tr>
+      <w:tr>
+        <w:trPr>
+          <w:jc w:val="center"/>
+        </w:trPr>
+        <w:tc>
+          <w:tcPr>
+            <w:tcW w:w="3024" w:type="dxa"/>
+            <w:vAlign w:val="center"/>
+          </w:tcPr>
+          <w:p>
+            <w:r>
+              <w:rPr>
+                <w:sz w:val="18"/>
+              </w:rPr>
+              <w:t>Incident Volume By Month</w:t>
+            </w:r>
+          </w:p>
+        </w:tc>
+        <w:tc>
+          <w:tcPr>
+            <w:tcW w:w="2160" w:type="dxa"/>
+            <w:vAlign w:val="center"/>
+          </w:tcPr>
+          <w:p>
+            <w:r>
+              <w:rPr>
+                <w:sz w:val="18"/>
+              </w:rPr>
+              <w:t>Line chart</w:t>
+            </w:r>
+          </w:p>
+        </w:tc>
+        <w:tc>
+          <w:tcPr>
+            <w:tcW w:w="5328" w:type="dxa"/>
+            <w:vAlign w:val="center"/>
+          </w:tcPr>
+          <w:p>
+            <w:r>
+              <w:rPr>
+                <w:sz w:val="18"/>
+              </w:rPr>
+              <w:t>Shows how incident volume changes month by month. Each point represents the total incident count for that month.</w:t>
+            </w:r>
+          </w:p>
+        </w:tc>
+      </w:tr>
+      <w:tr>
+        <w:trPr>
+          <w:jc w:val="center"/>
+        </w:trPr>
+        <w:tc>
+          <w:tcPr>
+            <w:tcW w:w="3024" w:type="dxa"/>
+            <w:vAlign w:val="center"/>
+          </w:tcPr>
+          <w:p>
+            <w:r>
+              <w:rPr>
+                <w:sz w:val="18"/>
+              </w:rPr>
+              <w:t>Cities with Highest Incidents</w:t>
+            </w:r>
+          </w:p>
+        </w:tc>
+        <w:tc>
+          <w:tcPr>
+            <w:tcW w:w="2160" w:type="dxa"/>
+            <w:vAlign w:val="center"/>
+          </w:tcPr>
+          <w:p>
+            <w:r>
+              <w:rPr>
+                <w:sz w:val="18"/>
+              </w:rPr>
+              <w:t>Bar chart</w:t>
+            </w:r>
+          </w:p>
+        </w:tc>
+        <w:tc>
+          <w:tcPr>
+            <w:tcW w:w="5328" w:type="dxa"/>
+            <w:vAlign w:val="center"/>
+          </w:tcPr>
+          <w:p>
+            <w:r>
+              <w:rPr>
+                <w:sz w:val="18"/>
+              </w:rPr>
+              <w:t>Shows cities with the highest incident counts. The tallest bar represents the city with the highest volume.</w:t>
+            </w:r>
+          </w:p>
+        </w:tc>
+      </w:tr>
+      <w:tr>
+        <w:trPr>
+          <w:jc w:val="center"/>
+        </w:trPr>
+        <w:tc>
+          <w:tcPr>
+            <w:tcW w:w="3024" w:type="dxa"/>
+            <w:vAlign w:val="center"/>
+          </w:tcPr>
+          <w:p>
+            <w:r>
+              <w:rPr>
+                <w:sz w:val="18"/>
+              </w:rPr>
+              <w:t>Incidents By Categories</w:t>
+            </w:r>
+          </w:p>
+        </w:tc>
+        <w:tc>
+          <w:tcPr>
+            <w:tcW w:w="2160" w:type="dxa"/>
+            <w:vAlign w:val="center"/>
+          </w:tcPr>
+          <w:p>
+            <w:proofErr w:type="spellStart"/>
+            <w:r>
+              <w:rPr>
+                <w:sz w:val="18"/>
+              </w:rPr>
+              <w:t>Treemap</w:t>
+            </w:r>
+            <w:proofErr w:type="spellEnd"/>
+          </w:p>
+        </w:tc>
+        <w:tc>
+          <w:tcPr>
+            <w:tcW w:w="5328" w:type="dxa"/>
+            <w:vAlign w:val="center"/>
+          </w:tcPr>
+          <w:p>
+            <w:r>
+              <w:rPr>
+                <w:sz w:val="18"/>
+              </w:rPr>
+              <w:t>Shows incident volume by category. Larger rectangles represent categories with more incidents.</w:t>
+            </w:r>
+          </w:p>
+        </w:tc>
+      </w:tr>
+      <w:tr>
+        <w:trPr>
+          <w:jc w:val="center"/>
+        </w:trPr>
+        <w:tc>
+          <w:tcPr>
+            <w:tcW w:w="3024" w:type="dxa"/>
+            <w:vAlign w:val="center"/>
+          </w:tcPr>
+          <w:p>
+            <w:r>
+              <w:rPr>
+                <w:sz w:val="18"/>
+              </w:rPr>
+              <w:t>Incident Map</w:t>
+            </w:r>
+          </w:p>
+        </w:tc>
+        <w:tc>
+          <w:tcPr>
+            <w:tcW w:w="2160" w:type="dxa"/>
+            <w:vAlign w:val="center"/>
+          </w:tcPr>
+          <w:p>
+            <w:r>
+              <w:rPr>
+                <w:sz w:val="18"/>
+              </w:rPr>
+              <w:t>Filled map</w:t>
+            </w:r>
+          </w:p>
+        </w:tc>
+        <w:tc>
+          <w:tcPr>
+            <w:tcW w:w="5328" w:type="dxa"/>
+            <w:vAlign w:val="center"/>
+          </w:tcPr>
+          <w:p>
+            <w:r>
+              <w:rPr>
+                <w:sz w:val="18"/>
+              </w:rPr>
+              <w:t>Shows geographic concentration of incidents. Darker or stronger areas represent locations with higher incident activity.</w:t>
+            </w:r>
+          </w:p>
+        </w:tc>
+      </w:tr>
+    </w:tbl>
+    <w:p/>
+    <w:p>
+      <w:pPr>
+        <w:pStyle w:val="Heading1"/>
+      </w:pPr>
+      <w:r>
+        <w:lastRenderedPageBreak/>
+        <w:t>6. Sheet 2: Station and Response Performance</w:t>
+      </w:r>
+    </w:p>
+    <w:p>
+      <w:r>
+        <w:t>The Station and Response Performance sheet focuses on station-level operations and response efficiency. This page helps users understand station workload, unit availability, and average response time by station and city.</w:t>
+      </w:r>
+    </w:p>
+    <w:tbl>
+      <w:tblPr>
+        <w:tblStyle w:val="TableGrid"/>
+        <w:tblW w:w="0" w:type="auto"/>
+        <w:jc w:val="center"/>
+        <w:tblLook w:val="04A0" w:firstRow="1" w:lastRow="0" w:firstColumn="1" w:lastColumn="0" w:noHBand="0" w:noVBand="1"/>
+      </w:tblPr>
+      <w:tblGrid>
+        <w:gridCol w:w="3266"/>
+        <w:gridCol w:w="1990"/>
+        <w:gridCol w:w="5102"/>
+      </w:tblGrid>
+      <w:tr>
+        <w:trPr>
+          <w:jc w:val="center"/>
+        </w:trPr>
+        <w:tc>
+          <w:tcPr>
+            <w:tcW w:w="3312" w:type="dxa"/>
+            <w:shd w:val="clear" w:color="auto" w:fill="A33E22"/>
+            <w:vAlign w:val="center"/>
+          </w:tcPr>
+          <w:p>
+            <w:r>
+              <w:rPr>
+                <w:b/>
+                <w:color w:val="FFFFFF"/>
+                <w:sz w:val="18"/>
+              </w:rPr>
+              <w:t>Visual</w:t>
+            </w:r>
+          </w:p>
+        </w:tc>
+        <w:tc>
+          <w:tcPr>
+            <w:tcW w:w="2016" w:type="dxa"/>
+            <w:shd w:val="clear" w:color="auto" w:fill="A33E22"/>
+            <w:vAlign w:val="center"/>
+          </w:tcPr>
+          <w:p>
+            <w:r>
+              <w:rPr>
+                <w:b/>
+                <w:color w:val="FFFFFF"/>
+                <w:sz w:val="18"/>
+              </w:rPr>
+              <w:t>Chart Type</w:t>
+            </w:r>
+          </w:p>
+        </w:tc>
+        <w:tc>
+          <w:tcPr>
+            <w:tcW w:w="5184" w:type="dxa"/>
+            <w:shd w:val="clear" w:color="auto" w:fill="A33E22"/>
+            <w:vAlign w:val="center"/>
+          </w:tcPr>
+          <w:p>
+            <w:r>
+              <w:rPr>
+                <w:b/>
+                <w:color w:val="FFFFFF"/>
+                <w:sz w:val="18"/>
+              </w:rPr>
+              <w:t>How to Use / Interpret</w:t>
+            </w:r>
+          </w:p>
+        </w:tc>
+      </w:tr>
+      <w:tr>
+        <w:trPr>
+          <w:jc w:val="center"/>
+        </w:trPr>
+        <w:tc>
+          <w:tcPr>
+            <w:tcW w:w="3312" w:type="dxa"/>
+            <w:vAlign w:val="center"/>
+          </w:tcPr>
+          <w:p>
+            <w:r>
+              <w:rPr>
+                <w:sz w:val="18"/>
+              </w:rPr>
+              <w:t>Units Available By Stations</w:t>
+            </w:r>
+          </w:p>
+        </w:tc>
+        <w:tc>
+          <w:tcPr>
+            <w:tcW w:w="2016" w:type="dxa"/>
+            <w:vAlign w:val="center"/>
+          </w:tcPr>
+          <w:p>
+            <w:r>
+              <w:rPr>
+                <w:sz w:val="18"/>
+              </w:rPr>
+              <w:t>Bar chart</w:t>
+            </w:r>
+          </w:p>
+        </w:tc>
+        <w:tc>
+          <w:tcPr>
+            <w:tcW w:w="5184" w:type="dxa"/>
+            <w:vAlign w:val="center"/>
+          </w:tcPr>
+          <w:p>
+            <w:r>
+              <w:rPr>
+                <w:sz w:val="18"/>
+              </w:rPr>
+              <w:t>Shows the number of available units by station. Stations with higher bars have more units available.</w:t>
+            </w:r>
+          </w:p>
+        </w:tc>
+      </w:tr>
+      <w:tr>
+        <w:trPr>
+          <w:jc w:val="center"/>
+        </w:trPr>
+        <w:tc>
+          <w:tcPr>
+            <w:tcW w:w="3312" w:type="dxa"/>
+            <w:vAlign w:val="center"/>
+          </w:tcPr>
+          <w:p>
+            <w:r>
+              <w:rPr>
+                <w:sz w:val="18"/>
+              </w:rPr>
+              <w:t>Average Response Time By Station</w:t>
+            </w:r>
+          </w:p>
+        </w:tc>
+        <w:tc>
+          <w:tcPr>
+            <w:tcW w:w="2016" w:type="dxa"/>
+            <w:vAlign w:val="center"/>
+          </w:tcPr>
+          <w:p>
+            <w:r>
+              <w:rPr>
+                <w:sz w:val="18"/>
+              </w:rPr>
+              <w:t>Bar chart</w:t>
+            </w:r>
+          </w:p>
+        </w:tc>
+        <w:tc>
+          <w:tcPr>
+            <w:tcW w:w="5184" w:type="dxa"/>
+            <w:vAlign w:val="center"/>
+          </w:tcPr>
+          <w:p>
+            <w:r>
+              <w:rPr>
+                <w:sz w:val="18"/>
+              </w:rPr>
+              <w:t>Shows the average response time for each station. Higher bars should be reviewed for possible delays.</w:t>
+            </w:r>
+          </w:p>
+        </w:tc>
+      </w:tr>
+      <w:tr>
+        <w:trPr>
+          <w:jc w:val="center"/>
+        </w:trPr>
+        <w:tc>
+          <w:tcPr>
+            <w:tcW w:w="3312" w:type="dxa"/>
+            <w:vAlign w:val="center"/>
+          </w:tcPr>
+          <w:p>
+            <w:r>
+              <w:rPr>
+                <w:sz w:val="18"/>
+              </w:rPr>
+              <w:t>Response Time By City</w:t>
+            </w:r>
+          </w:p>
+        </w:tc>
+        <w:tc>
+          <w:tcPr>
+            <w:tcW w:w="2016" w:type="dxa"/>
+            <w:vAlign w:val="center"/>
+          </w:tcPr>
+          <w:p>
+            <w:r>
+              <w:rPr>
+                <w:sz w:val="18"/>
+              </w:rPr>
+              <w:t>Bar chart</w:t>
+            </w:r>
+          </w:p>
+        </w:tc>
+        <w:tc>
+          <w:tcPr>
+            <w:tcW w:w="5184" w:type="dxa"/>
+            <w:vAlign w:val="center"/>
+          </w:tcPr>
+          <w:p>
+            <w:r>
+              <w:rPr>
+                <w:sz w:val="18"/>
+              </w:rPr>
+              <w:t>Shows average response time by city. Higher bars indicate cities with longer average response times.</w:t>
+            </w:r>
+          </w:p>
+        </w:tc>
+      </w:tr>
+    </w:tbl>
+    <w:p/>
+    <w:p>
+      <w:r>
+        <w:t>Stakeholders can use this sheet to identify stations with high workload, stations with longer response times, cities with higher response times, and possible resource allocation opportunities.</w:t>
+      </w:r>
+    </w:p>
+    <w:p>
+      <w:pPr>
+        <w:pStyle w:val="Heading1"/>
+      </w:pPr>
+      <w:r>
+        <w:t>7. Sheet 3: Incident Volume Trends</w:t>
+      </w:r>
+    </w:p>
+    <w:p>
+      <w:r>
+        <w:t>The Incident Volume Trends sheet analyzes when incidents occur. This page helps stakeholders understand incident patterns by hour of day and day of week.</w:t>
+      </w:r>
+    </w:p>
+    <w:tbl>
+      <w:tblPr>
+        <w:tblStyle w:val="TableGrid"/>
+        <w:tblW w:w="0" w:type="auto"/>
+        <w:jc w:val="center"/>
+        <w:tblLook w:val="04A0" w:firstRow="1" w:lastRow="0" w:firstColumn="1" w:lastColumn="0" w:noHBand="0" w:noVBand="1"/>
+      </w:tblPr>
+      <w:tblGrid>
+        <w:gridCol w:w="3406"/>
+        <w:gridCol w:w="1990"/>
+        <w:gridCol w:w="4962"/>
+      </w:tblGrid>
+      <w:tr>
+        <w:trPr>
+          <w:jc w:val="center"/>
+        </w:trPr>
+        <w:tc>
+          <w:tcPr>
+            <w:tcW w:w="3456" w:type="dxa"/>
+            <w:shd w:val="clear" w:color="auto" w:fill="A33E22"/>
+            <w:vAlign w:val="center"/>
+          </w:tcPr>
+          <w:p>
+            <w:r>
+              <w:rPr>
+                <w:b/>
+                <w:color w:val="FFFFFF"/>
+                <w:sz w:val="18"/>
+              </w:rPr>
+              <w:t>Visual</w:t>
+            </w:r>
+          </w:p>
+        </w:tc>
+        <w:tc>
+          <w:tcPr>
+            <w:tcW w:w="2016" w:type="dxa"/>
+            <w:shd w:val="clear" w:color="auto" w:fill="A33E22"/>
+            <w:vAlign w:val="center"/>
+          </w:tcPr>
+          <w:p>
+            <w:r>
+              <w:rPr>
+                <w:b/>
+                <w:color w:val="FFFFFF"/>
+                <w:sz w:val="18"/>
+              </w:rPr>
+              <w:t>Chart Type</w:t>
+            </w:r>
+          </w:p>
+        </w:tc>
+        <w:tc>
+          <w:tcPr>
+            <w:tcW w:w="5040" w:type="dxa"/>
+            <w:shd w:val="clear" w:color="auto" w:fill="A33E22"/>
+            <w:vAlign w:val="center"/>
+          </w:tcPr>
+          <w:p>
+            <w:r>
+              <w:rPr>
+                <w:b/>
+                <w:color w:val="FFFFFF"/>
+                <w:sz w:val="18"/>
+              </w:rPr>
+              <w:t>How to Use / Interpret</w:t>
+            </w:r>
+          </w:p>
+        </w:tc>
+      </w:tr>
+      <w:tr>
+        <w:trPr>
+          <w:jc w:val="center"/>
+        </w:trPr>
+        <w:tc>
+          <w:tcPr>
+            <w:tcW w:w="3456" w:type="dxa"/>
+            <w:vAlign w:val="center"/>
+          </w:tcPr>
+          <w:p>
+            <w:r>
+              <w:rPr>
+                <w:sz w:val="18"/>
+              </w:rPr>
+              <w:t>Incident Volume By Hour</w:t>
+            </w:r>
+          </w:p>
+        </w:tc>
+        <w:tc>
+          <w:tcPr>
+            <w:tcW w:w="2016" w:type="dxa"/>
+            <w:vAlign w:val="center"/>
+          </w:tcPr>
+          <w:p>
+            <w:r>
+              <w:rPr>
+                <w:sz w:val="18"/>
+              </w:rPr>
+              <w:t>Line chart</w:t>
+            </w:r>
+          </w:p>
+        </w:tc>
+        <w:tc>
+          <w:tcPr>
+            <w:tcW w:w="5040" w:type="dxa"/>
+            <w:vAlign w:val="center"/>
+          </w:tcPr>
+          <w:p>
+            <w:r>
+              <w:rPr>
+                <w:sz w:val="18"/>
+              </w:rPr>
+              <w:t>Shows total incidents by hour from 0 to 23. This helps identify peak incident hours.</w:t>
+            </w:r>
+          </w:p>
+        </w:tc>
+      </w:tr>
+      <w:tr>
+        <w:trPr>
+          <w:jc w:val="center"/>
+        </w:trPr>
+        <w:tc>
+          <w:tcPr>
+            <w:tcW w:w="3456" w:type="dxa"/>
+            <w:vAlign w:val="center"/>
+          </w:tcPr>
+          <w:p>
+            <w:r>
+              <w:rPr>
+                <w:sz w:val="18"/>
+              </w:rPr>
+              <w:t>Incident Volume By Day Of Week</w:t>
+            </w:r>
+          </w:p>
+        </w:tc>
+        <w:tc>
+          <w:tcPr>
+            <w:tcW w:w="2016" w:type="dxa"/>
+            <w:vAlign w:val="center"/>
+          </w:tcPr>
+          <w:p>
+            <w:r>
+              <w:rPr>
+                <w:sz w:val="18"/>
+              </w:rPr>
+              <w:t>Bar chart</w:t>
+            </w:r>
+          </w:p>
+        </w:tc>
+        <w:tc>
+          <w:tcPr>
+            <w:tcW w:w="5040" w:type="dxa"/>
+            <w:vAlign w:val="center"/>
+          </w:tcPr>
+          <w:p>
+            <w:r>
+              <w:rPr>
+                <w:sz w:val="18"/>
+              </w:rPr>
+              <w:t>Shows total incidents by weekday. The tallest bar shows the weekday with the highest incident volume.</w:t>
+            </w:r>
+          </w:p>
+        </w:tc>
+      </w:tr>
+    </w:tbl>
+    <w:p/>
+    <w:p>
+      <w:r>
+        <w:t>Stakeholders can use this sheet to identify peak incident hours, high-volume weekdays, staffing demand patterns, and operational planning opportunities.</w:t>
+      </w:r>
+    </w:p>
+    <w:p>
+      <w:pPr>
+        <w:pStyle w:val="Heading1"/>
+      </w:pPr>
+      <w:r>
+        <w:t>7A. Sheet 4: Details Table</w:t>
+      </w:r>
+    </w:p>
+    <w:p>
+      <w:r>
+        <w:t>The Details Table sheet was added at the end of the dashboard to provide row-level summary detail by incident category and incident type. This page helps users validate summary KPIs, compare incident types, and review response-time metrics at a more detailed level.</w:t>
+      </w:r>
+    </w:p>
+    <w:p>
+      <w:r>
+        <w:t>Users can filter the Details Table by Select Year and Select Month. The Back button returns users to the prior dashboard page.</w:t>
+      </w:r>
+    </w:p>
+    <w:p>
+      <w:pPr>
+        <w:pStyle w:val="Heading2"/>
+      </w:pPr>
+      <w:r>
+        <w:t>Visuals on Details Table Sheet</w:t>
+      </w:r>
+    </w:p>
+    <w:tbl>
+      <w:tblPr>
+        <w:tblStyle w:val="TableGrid"/>
+        <w:tblW w:w="0" w:type="auto"/>
+        <w:jc w:val="center"/>
+        <w:tblLook w:val="04A0" w:firstRow="1" w:lastRow="0" w:firstColumn="1" w:lastColumn="0" w:noHBand="0" w:noVBand="1"/>
+      </w:tblPr>
+      <w:tblGrid>
+        <w:gridCol w:w="3446"/>
+        <w:gridCol w:w="3450"/>
+        <w:gridCol w:w="3462"/>
+      </w:tblGrid>
+      <w:tr>
+        <w:trPr>
+          <w:jc w:val="center"/>
+        </w:trPr>
+        <w:tc>
+          <w:tcPr>
+            <w:tcW w:w="3552" w:type="dxa"/>
+            <w:shd w:val="clear" w:color="auto" w:fill="A64024"/>
+            <w:vAlign w:val="center"/>
+          </w:tcPr>
+          <w:p>
+            <w:r>
+              <w:rPr>
+                <w:b/>
+                <w:color w:val="FFFFFF"/>
+                <w:sz w:val="18"/>
+              </w:rPr>
+              <w:t>Visual</w:t>
+            </w:r>
+          </w:p>
+        </w:tc>
+        <w:tc>
+          <w:tcPr>
+            <w:tcW w:w="3552" w:type="dxa"/>
+            <w:shd w:val="clear" w:color="auto" w:fill="A64024"/>
+            <w:vAlign w:val="center"/>
+          </w:tcPr>
+          <w:p>
+            <w:r>
+              <w:rPr>
+                <w:b/>
+                <w:color w:val="FFFFFF"/>
+                <w:sz w:val="18"/>
+              </w:rPr>
+              <w:t>Chart Type</w:t>
+            </w:r>
+          </w:p>
+        </w:tc>
+        <w:tc>
+          <w:tcPr>
+            <w:tcW w:w="3552" w:type="dxa"/>
+            <w:shd w:val="clear" w:color="auto" w:fill="A64024"/>
+            <w:vAlign w:val="center"/>
+          </w:tcPr>
+          <w:p>
+            <w:r>
+              <w:rPr>
+                <w:b/>
+                <w:color w:val="FFFFFF"/>
+                <w:sz w:val="18"/>
+              </w:rPr>
+              <w:t>How to Use / Interpret</w:t>
+            </w:r>
+          </w:p>
+        </w:tc>
+      </w:tr>
+      <w:tr>
+        <w:trPr>
+          <w:jc w:val="center"/>
+        </w:trPr>
+        <w:tc>
+          <w:tcPr>
+            <w:tcW w:w="3552" w:type="dxa"/>
+            <w:vAlign w:val="center"/>
+          </w:tcPr>
+          <w:p>
+            <w:r>
+              <w:rPr>
+                <w:sz w:val="17"/>
+              </w:rPr>
+              <w:t>Details Table</w:t>
+            </w:r>
+          </w:p>
+        </w:tc>
+        <w:tc>
+          <w:tcPr>
+            <w:tcW w:w="3552" w:type="dxa"/>
+            <w:vAlign w:val="center"/>
+          </w:tcPr>
+          <w:p>
+            <w:r>
+              <w:rPr>
+                <w:sz w:val="17"/>
+              </w:rPr>
+              <w:t>Text table / crosstab</w:t>
+            </w:r>
+          </w:p>
+        </w:tc>
+        <w:tc>
+          <w:tcPr>
+            <w:tcW w:w="3552" w:type="dxa"/>
+            <w:vAlign w:val="center"/>
+          </w:tcPr>
+          <w:p>
+            <w:r>
+              <w:rPr>
+                <w:sz w:val="17"/>
+              </w:rPr>
+              <w:t>Shows Incident Type Category and Incident Type with Total Units, Total Incidents, Avg Total Response Time, Avg Alarm Time, Avg Travel Time, Avg Turnout Time, and Cold Call %. Use this page to review detailed performance and validate high-level dashboard numbers.</w:t>
+            </w:r>
+          </w:p>
+        </w:tc>
+      </w:tr>
+    </w:tbl>
+    <w:p>
+      <w:r>
+        <w:rPr>
+          <w:b/>
+        </w:rPr>
+        <w:lastRenderedPageBreak/>
+        <w:t>Columns included in the Details Table:</w:t>
+      </w:r>
+    </w:p>
+    <w:p>
+      <w:r>
+        <w:t>Incident Type Category, Incident Type, Total Units, Total Incidents, Avg Total Response Time, Avg Alarm Time, Avg Travel Time, Avg Turnout Time, and Cold Call %.</w:t>
+      </w:r>
+    </w:p>
+    <w:p>
+      <w:pPr>
+        <w:pStyle w:val="Heading1"/>
+      </w:pPr>
+      <w:r>
+        <w:t>8. KPI Definitions</w:t>
+      </w:r>
+    </w:p>
+    <w:tbl>
+      <w:tblPr>
+        <w:tblStyle w:val="TableGrid"/>
+        <w:tblW w:w="0" w:type="auto"/>
+        <w:jc w:val="center"/>
+        <w:tblLook w:val="04A0" w:firstRow="1" w:lastRow="0" w:firstColumn="1" w:lastColumn="0" w:noHBand="0" w:noVBand="1"/>
+      </w:tblPr>
+      <w:tblGrid>
+        <w:gridCol w:w="2413"/>
+        <w:gridCol w:w="3829"/>
+        <w:gridCol w:w="4116"/>
+      </w:tblGrid>
+      <w:tr>
+        <w:trPr>
+          <w:jc w:val="center"/>
+        </w:trPr>
+        <w:tc>
+          <w:tcPr>
+            <w:tcW w:w="2448" w:type="dxa"/>
+            <w:shd w:val="clear" w:color="auto" w:fill="A33E22"/>
+            <w:vAlign w:val="center"/>
+          </w:tcPr>
+          <w:p>
+            <w:r>
+              <w:rPr>
+                <w:b/>
+                <w:color w:val="FFFFFF"/>
+                <w:sz w:val="18"/>
+              </w:rPr>
+              <w:t>KPI</w:t>
+            </w:r>
+          </w:p>
+        </w:tc>
+        <w:tc>
+          <w:tcPr>
+            <w:tcW w:w="3888" w:type="dxa"/>
+            <w:shd w:val="clear" w:color="auto" w:fill="A33E22"/>
+            <w:vAlign w:val="center"/>
+          </w:tcPr>
+          <w:p>
+            <w:r>
+              <w:rPr>
+                <w:b/>
+                <w:color w:val="FFFFFF"/>
+                <w:sz w:val="18"/>
+              </w:rPr>
+              <w:t>Definition</w:t>
+            </w:r>
+          </w:p>
+        </w:tc>
+        <w:tc>
+          <w:tcPr>
+            <w:tcW w:w="4176" w:type="dxa"/>
+            <w:shd w:val="clear" w:color="auto" w:fill="A33E22"/>
+            <w:vAlign w:val="center"/>
+          </w:tcPr>
+          <w:p>
+            <w:r>
+              <w:rPr>
+                <w:b/>
+                <w:color w:val="FFFFFF"/>
+                <w:sz w:val="18"/>
+              </w:rPr>
+              <w:t>Formula Logic</w:t>
+            </w:r>
+          </w:p>
+        </w:tc>
+      </w:tr>
+      <w:tr>
+        <w:trPr>
+          <w:jc w:val="center"/>
+        </w:trPr>
+        <w:tc>
+          <w:tcPr>
+            <w:tcW w:w="2448" w:type="dxa"/>
+            <w:vAlign w:val="center"/>
+          </w:tcPr>
+          <w:p>
+            <w:r>
+              <w:rPr>
+                <w:sz w:val="18"/>
+              </w:rPr>
+              <w:t>Total Incidents</w:t>
+            </w:r>
+          </w:p>
+        </w:tc>
+        <w:tc>
+          <w:tcPr>
+            <w:tcW w:w="3888" w:type="dxa"/>
+            <w:vAlign w:val="center"/>
+          </w:tcPr>
+          <w:p>
+            <w:r>
+              <w:rPr>
+                <w:sz w:val="18"/>
+              </w:rPr>
+              <w:t>Count of unique incident numbers.</w:t>
+            </w:r>
+          </w:p>
+        </w:tc>
+        <w:tc>
+          <w:tcPr>
+            <w:tcW w:w="4176" w:type="dxa"/>
+            <w:vAlign w:val="center"/>
+          </w:tcPr>
+          <w:p>
+            <w:r>
+              <w:rPr>
+                <w:sz w:val="18"/>
+              </w:rPr>
+              <w:t>COUNTD([Incident Number])</w:t>
+            </w:r>
+          </w:p>
+        </w:tc>
+      </w:tr>
+      <w:tr>
+        <w:trPr>
+          <w:jc w:val="center"/>
+        </w:trPr>
+        <w:tc>
+          <w:tcPr>
+            <w:tcW w:w="2448" w:type="dxa"/>
+            <w:vAlign w:val="center"/>
+          </w:tcPr>
+          <w:p>
+            <w:r>
+              <w:rPr>
+                <w:sz w:val="18"/>
+              </w:rPr>
+              <w:t>Alarm Handling Time</w:t>
+            </w:r>
+          </w:p>
+        </w:tc>
+        <w:tc>
+          <w:tcPr>
+            <w:tcW w:w="3888" w:type="dxa"/>
+            <w:vAlign w:val="center"/>
+          </w:tcPr>
+          <w:p>
+            <w:r>
+              <w:rPr>
+                <w:sz w:val="18"/>
+              </w:rPr>
+              <w:t>Time from call received to dispatch/alarm.</w:t>
+            </w:r>
+          </w:p>
+        </w:tc>
+        <w:tc>
+          <w:tcPr>
+            <w:tcW w:w="4176" w:type="dxa"/>
+            <w:vAlign w:val="center"/>
+          </w:tcPr>
+          <w:p>
+            <w:r>
+              <w:rPr>
+                <w:sz w:val="18"/>
+              </w:rPr>
+              <w:t xml:space="preserve">Alarm </w:t>
+            </w:r>
+            <w:proofErr w:type="spellStart"/>
+            <w:r>
+              <w:rPr>
+                <w:sz w:val="18"/>
+              </w:rPr>
+              <w:t>DateTime</w:t>
+            </w:r>
+            <w:proofErr w:type="spellEnd"/>
+            <w:r>
+              <w:rPr>
+                <w:sz w:val="18"/>
+              </w:rPr>
+              <w:t xml:space="preserve"> - PSAP </w:t>
+            </w:r>
+            <w:proofErr w:type="spellStart"/>
+            <w:r>
+              <w:rPr>
+                <w:sz w:val="18"/>
+              </w:rPr>
+              <w:t>DateTime</w:t>
+            </w:r>
+            <w:proofErr w:type="spellEnd"/>
+          </w:p>
+        </w:tc>
+      </w:tr>
+      <w:tr>
+        <w:trPr>
+          <w:jc w:val="center"/>
+        </w:trPr>
+        <w:tc>
+          <w:tcPr>
+            <w:tcW w:w="2448" w:type="dxa"/>
+            <w:vAlign w:val="center"/>
+          </w:tcPr>
+          <w:p>
+            <w:r>
+              <w:rPr>
+                <w:sz w:val="18"/>
+              </w:rPr>
+              <w:t>Turnout Time</w:t>
+            </w:r>
+          </w:p>
+        </w:tc>
+        <w:tc>
+          <w:tcPr>
+            <w:tcW w:w="3888" w:type="dxa"/>
+            <w:vAlign w:val="center"/>
+          </w:tcPr>
+          <w:p>
+            <w:r>
+              <w:rPr>
+                <w:sz w:val="18"/>
+              </w:rPr>
+              <w:t>Time from dispatch/alarm to enroute.</w:t>
+            </w:r>
+          </w:p>
+        </w:tc>
+        <w:tc>
+          <w:tcPr>
+            <w:tcW w:w="4176" w:type="dxa"/>
+            <w:vAlign w:val="center"/>
+          </w:tcPr>
+          <w:p>
+            <w:r>
+              <w:rPr>
+                <w:sz w:val="18"/>
+              </w:rPr>
+              <w:t xml:space="preserve">Enroute </w:t>
+            </w:r>
+            <w:proofErr w:type="spellStart"/>
+            <w:r>
+              <w:rPr>
+                <w:sz w:val="18"/>
+              </w:rPr>
+              <w:t>DateTime</w:t>
+            </w:r>
+            <w:proofErr w:type="spellEnd"/>
+            <w:r>
+              <w:rPr>
+                <w:sz w:val="18"/>
+              </w:rPr>
+              <w:t xml:space="preserve"> - Alarm </w:t>
+            </w:r>
+            <w:proofErr w:type="spellStart"/>
+            <w:r>
+              <w:rPr>
+                <w:sz w:val="18"/>
+              </w:rPr>
+              <w:t>DateTime</w:t>
+            </w:r>
+            <w:proofErr w:type="spellEnd"/>
+          </w:p>
+        </w:tc>
+      </w:tr>
+      <w:tr>
+        <w:trPr>
+          <w:jc w:val="center"/>
+        </w:trPr>
+        <w:tc>
+          <w:tcPr>
+            <w:tcW w:w="2448" w:type="dxa"/>
+            <w:vAlign w:val="center"/>
+          </w:tcPr>
+          <w:p>
+            <w:r>
+              <w:rPr>
+                <w:sz w:val="18"/>
+              </w:rPr>
+              <w:t>Travel Time</w:t>
+            </w:r>
+          </w:p>
+        </w:tc>
+        <w:tc>
+          <w:tcPr>
+            <w:tcW w:w="3888" w:type="dxa"/>
+            <w:vAlign w:val="center"/>
+          </w:tcPr>
+          <w:p>
+            <w:r>
+              <w:rPr>
+                <w:sz w:val="18"/>
+              </w:rPr>
+              <w:t>Time from enroute to arrival.</w:t>
+            </w:r>
+          </w:p>
+        </w:tc>
+        <w:tc>
+          <w:tcPr>
+            <w:tcW w:w="4176" w:type="dxa"/>
+            <w:vAlign w:val="center"/>
+          </w:tcPr>
+          <w:p>
+            <w:r>
+              <w:rPr>
+                <w:sz w:val="18"/>
+              </w:rPr>
+              <w:t xml:space="preserve">Arrival </w:t>
+            </w:r>
+            <w:proofErr w:type="spellStart"/>
+            <w:r>
+              <w:rPr>
+                <w:sz w:val="18"/>
+              </w:rPr>
+              <w:t>DateTime</w:t>
+            </w:r>
+            <w:proofErr w:type="spellEnd"/>
+            <w:r>
+              <w:rPr>
+                <w:sz w:val="18"/>
+              </w:rPr>
+              <w:t xml:space="preserve"> - Enroute </w:t>
+            </w:r>
+            <w:proofErr w:type="spellStart"/>
+            <w:r>
+              <w:rPr>
+                <w:sz w:val="18"/>
+              </w:rPr>
+              <w:t>DateTime</w:t>
+            </w:r>
+            <w:proofErr w:type="spellEnd"/>
+          </w:p>
+        </w:tc>
+      </w:tr>
+      <w:tr>
+        <w:trPr>
+          <w:jc w:val="center"/>
+        </w:trPr>
+        <w:tc>
+          <w:tcPr>
+            <w:tcW w:w="2448" w:type="dxa"/>
+            <w:vAlign w:val="center"/>
+          </w:tcPr>
+          <w:p>
+            <w:r>
+              <w:rPr>
+                <w:sz w:val="18"/>
+              </w:rPr>
+              <w:t>Total Response Time</w:t>
+            </w:r>
+          </w:p>
+        </w:tc>
+        <w:tc>
+          <w:tcPr>
+            <w:tcW w:w="3888" w:type="dxa"/>
+            <w:vAlign w:val="center"/>
+          </w:tcPr>
+          <w:p>
+            <w:r>
+              <w:rPr>
+                <w:sz w:val="18"/>
+              </w:rPr>
+              <w:t>Time from call received to arrival.</w:t>
+            </w:r>
+          </w:p>
+        </w:tc>
+        <w:tc>
+          <w:tcPr>
+            <w:tcW w:w="4176" w:type="dxa"/>
+            <w:vAlign w:val="center"/>
+          </w:tcPr>
+          <w:p>
+            <w:r>
+              <w:rPr>
+                <w:sz w:val="18"/>
+              </w:rPr>
+              <w:t xml:space="preserve">Arrival </w:t>
+            </w:r>
+            <w:proofErr w:type="spellStart"/>
+            <w:r>
+              <w:rPr>
+                <w:sz w:val="18"/>
+              </w:rPr>
+              <w:t>DateTime</w:t>
+            </w:r>
+            <w:proofErr w:type="spellEnd"/>
+            <w:r>
+              <w:rPr>
+                <w:sz w:val="18"/>
+              </w:rPr>
+              <w:t xml:space="preserve"> - PSAP </w:t>
+            </w:r>
+            <w:proofErr w:type="spellStart"/>
+            <w:r>
+              <w:rPr>
+                <w:sz w:val="18"/>
+              </w:rPr>
+              <w:t>DateTime</w:t>
+            </w:r>
+            <w:proofErr w:type="spellEnd"/>
+          </w:p>
+        </w:tc>
+      </w:tr>
+    </w:tbl>
+    <w:p/>
+    <w:p>
+      <w:pPr>
+        <w:pStyle w:val="Heading1"/>
+      </w:pPr>
+      <w:r>
+        <w:t>9. Field Definitions</w:t>
+      </w:r>
+    </w:p>
+    <w:tbl>
+      <w:tblPr>
+        <w:tblStyle w:val="TableGrid"/>
+        <w:tblW w:w="0" w:type="auto"/>
+        <w:jc w:val="center"/>
+        <w:tblLook w:val="04A0" w:firstRow="1" w:lastRow="0" w:firstColumn="1" w:lastColumn="0" w:noHBand="0" w:noVBand="1"/>
+      </w:tblPr>
+      <w:tblGrid>
+        <w:gridCol w:w="3269"/>
+        <w:gridCol w:w="7089"/>
+      </w:tblGrid>
+      <w:tr>
+        <w:trPr>
+          <w:jc w:val="center"/>
+        </w:trPr>
+        <w:tc>
+          <w:tcPr>
+            <w:tcW w:w="3312" w:type="dxa"/>
+            <w:shd w:val="clear" w:color="auto" w:fill="A33E22"/>
+            <w:vAlign w:val="center"/>
+          </w:tcPr>
+          <w:p>
+            <w:r>
+              <w:rPr>
+                <w:b/>
+                <w:color w:val="FFFFFF"/>
+                <w:sz w:val="18"/>
+              </w:rPr>
+              <w:t>Field Name</w:t>
+            </w:r>
+          </w:p>
+        </w:tc>
+        <w:tc>
+          <w:tcPr>
+            <w:tcW w:w="7200" w:type="dxa"/>
+            <w:shd w:val="clear" w:color="auto" w:fill="A33E22"/>
+            <w:vAlign w:val="center"/>
+          </w:tcPr>
+          <w:p>
+            <w:r>
+              <w:rPr>
+                <w:b/>
+                <w:color w:val="FFFFFF"/>
+                <w:sz w:val="18"/>
+              </w:rPr>
+              <w:t>Description</w:t>
+            </w:r>
+          </w:p>
+        </w:tc>
+      </w:tr>
+      <w:tr>
+        <w:trPr>
+          <w:jc w:val="center"/>
+        </w:trPr>
+        <w:tc>
+          <w:tcPr>
+            <w:tcW w:w="3312" w:type="dxa"/>
+            <w:vAlign w:val="center"/>
+          </w:tcPr>
+          <w:p>
+            <w:r>
+              <w:rPr>
+                <w:sz w:val="18"/>
+              </w:rPr>
+              <w:t>Incident Number</w:t>
+            </w:r>
+          </w:p>
+        </w:tc>
+        <w:tc>
+          <w:tcPr>
+            <w:tcW w:w="7200" w:type="dxa"/>
+            <w:vAlign w:val="center"/>
+          </w:tcPr>
+          <w:p>
+            <w:r>
+              <w:rPr>
+                <w:sz w:val="18"/>
+              </w:rPr>
+              <w:t>Unique identifier for each incident.</w:t>
+            </w:r>
+          </w:p>
+        </w:tc>
+      </w:tr>
+      <w:tr>
+        <w:trPr>
+          <w:jc w:val="center"/>
+        </w:trPr>
+        <w:tc>
+          <w:tcPr>
+            <w:tcW w:w="3312" w:type="dxa"/>
+            <w:vAlign w:val="center"/>
+          </w:tcPr>
+          <w:p>
+            <w:r>
+              <w:rPr>
+                <w:sz w:val="18"/>
+              </w:rPr>
+              <w:t>Incident Full Address</w:t>
+            </w:r>
+          </w:p>
+        </w:tc>
+        <w:tc>
+          <w:tcPr>
+            <w:tcW w:w="7200" w:type="dxa"/>
+            <w:vAlign w:val="center"/>
+          </w:tcPr>
+          <w:p>
+            <w:r>
+              <w:rPr>
+                <w:sz w:val="18"/>
+              </w:rPr>
+              <w:t>Full address where the incident occurred.</w:t>
+            </w:r>
+          </w:p>
+        </w:tc>
+      </w:tr>
+      <w:tr>
+        <w:trPr>
+          <w:jc w:val="center"/>
+        </w:trPr>
+        <w:tc>
+          <w:tcPr>
+            <w:tcW w:w="3312" w:type="dxa"/>
+            <w:vAlign w:val="center"/>
+          </w:tcPr>
+          <w:p>
+            <w:proofErr w:type="spellStart"/>
+            <w:r>
+              <w:rPr>
+                <w:sz w:val="18"/>
+              </w:rPr>
+              <w:t>Zipcode</w:t>
+            </w:r>
+            <w:proofErr w:type="spellEnd"/>
+          </w:p>
+        </w:tc>
+        <w:tc>
+          <w:tcPr>
+            <w:tcW w:w="7200" w:type="dxa"/>
+            <w:vAlign w:val="center"/>
+          </w:tcPr>
+          <w:p>
+            <w:r>
+              <w:rPr>
+                <w:sz w:val="18"/>
+              </w:rPr>
+              <w:t>Zip code extracted from incident address.</w:t>
+            </w:r>
+          </w:p>
+        </w:tc>
+      </w:tr>
+      <w:tr>
+        <w:trPr>
+          <w:jc w:val="center"/>
+        </w:trPr>
+        <w:tc>
+          <w:tcPr>
+            <w:tcW w:w="3312" w:type="dxa"/>
+            <w:vAlign w:val="center"/>
+          </w:tcPr>
+          <w:p>
+            <w:r>
+              <w:rPr>
+                <w:sz w:val="18"/>
+              </w:rPr>
+              <w:t>City</w:t>
+            </w:r>
+          </w:p>
+        </w:tc>
+        <w:tc>
+          <w:tcPr>
+            <w:tcW w:w="7200" w:type="dxa"/>
+            <w:vAlign w:val="center"/>
+          </w:tcPr>
+          <w:p>
+            <w:r>
+              <w:rPr>
+                <w:sz w:val="18"/>
+              </w:rPr>
+              <w:t>City related to the incident location.</w:t>
+            </w:r>
+          </w:p>
+        </w:tc>
+      </w:tr>
+      <w:tr>
+        <w:trPr>
+          <w:jc w:val="center"/>
+        </w:trPr>
+        <w:tc>
+          <w:tcPr>
+            <w:tcW w:w="3312" w:type="dxa"/>
+            <w:vAlign w:val="center"/>
+          </w:tcPr>
+          <w:p>
+            <w:r>
+              <w:rPr>
+                <w:sz w:val="18"/>
+              </w:rPr>
+              <w:t>State</w:t>
+            </w:r>
+          </w:p>
+        </w:tc>
+        <w:tc>
+          <w:tcPr>
+            <w:tcW w:w="7200" w:type="dxa"/>
+            <w:vAlign w:val="center"/>
+          </w:tcPr>
+          <w:p>
+            <w:r>
+              <w:rPr>
+                <w:sz w:val="18"/>
+              </w:rPr>
+              <w:t>State related to the incident location.</w:t>
+            </w:r>
+          </w:p>
+        </w:tc>
+      </w:tr>
+      <w:tr>
+        <w:trPr>
+          <w:jc w:val="center"/>
+        </w:trPr>
+        <w:tc>
+          <w:tcPr>
+            <w:tcW w:w="3312" w:type="dxa"/>
+            <w:vAlign w:val="center"/>
+          </w:tcPr>
+          <w:p>
+            <w:r>
+              <w:rPr>
+                <w:sz w:val="18"/>
+              </w:rPr>
+              <w:t>Primary Station</w:t>
+            </w:r>
+          </w:p>
+        </w:tc>
+        <w:tc>
+          <w:tcPr>
+            <w:tcW w:w="7200" w:type="dxa"/>
+            <w:vAlign w:val="center"/>
+          </w:tcPr>
+          <w:p>
+            <w:r>
+              <w:rPr>
+                <w:sz w:val="18"/>
+              </w:rPr>
+              <w:t>Fire station assigned to the incident.</w:t>
+            </w:r>
+          </w:p>
+        </w:tc>
+      </w:tr>
+      <w:tr>
+        <w:trPr>
+          <w:jc w:val="center"/>
+        </w:trPr>
+        <w:tc>
+          <w:tcPr>
+            <w:tcW w:w="3312" w:type="dxa"/>
+            <w:vAlign w:val="center"/>
+          </w:tcPr>
+          <w:p>
+            <w:r>
+              <w:rPr>
+                <w:sz w:val="18"/>
+              </w:rPr>
+              <w:t>Cold Response</w:t>
+            </w:r>
+          </w:p>
+        </w:tc>
+        <w:tc>
+          <w:tcPr>
+            <w:tcW w:w="7200" w:type="dxa"/>
+            <w:vAlign w:val="center"/>
+          </w:tcPr>
+          <w:p>
+            <w:r>
+              <w:rPr>
+                <w:sz w:val="18"/>
+              </w:rPr>
+              <w:t>Indicates whether the incident was handled as a cold/non-emergency response.</w:t>
+            </w:r>
+          </w:p>
+        </w:tc>
+      </w:tr>
+      <w:tr>
+        <w:trPr>
+          <w:jc w:val="center"/>
+        </w:trPr>
+        <w:tc>
+          <w:tcPr>
+            <w:tcW w:w="3312" w:type="dxa"/>
+            <w:vAlign w:val="center"/>
+          </w:tcPr>
+          <w:p>
+            <w:r>
+              <w:rPr>
+                <w:sz w:val="18"/>
+              </w:rPr>
+              <w:t>Incident Type Category</w:t>
+            </w:r>
+          </w:p>
+        </w:tc>
+        <w:tc>
+          <w:tcPr>
+            <w:tcW w:w="7200" w:type="dxa"/>
+            <w:vAlign w:val="center"/>
+          </w:tcPr>
+          <w:p>
+            <w:r>
+              <w:rPr>
+                <w:sz w:val="18"/>
+              </w:rPr>
+              <w:t>High-level category of the incident.</w:t>
+            </w:r>
+          </w:p>
+        </w:tc>
+      </w:tr>
+      <w:tr>
+        <w:trPr>
+          <w:jc w:val="center"/>
+        </w:trPr>
+        <w:tc>
+          <w:tcPr>
+            <w:tcW w:w="3312" w:type="dxa"/>
+            <w:vAlign w:val="center"/>
+          </w:tcPr>
+          <w:p>
+            <w:r>
+              <w:rPr>
+                <w:sz w:val="18"/>
+              </w:rPr>
+              <w:t>Incident Type</w:t>
+            </w:r>
+          </w:p>
+        </w:tc>
+        <w:tc>
+          <w:tcPr>
+            <w:tcW w:w="7200" w:type="dxa"/>
+            <w:vAlign w:val="center"/>
+          </w:tcPr>
+          <w:p>
+            <w:r>
+              <w:rPr>
+                <w:sz w:val="18"/>
+              </w:rPr>
+              <w:t>Detailed type of incident.</w:t>
+            </w:r>
+          </w:p>
+        </w:tc>
+      </w:tr>
+      <w:tr>
+        <w:trPr>
+          <w:jc w:val="center"/>
+        </w:trPr>
+        <w:tc>
+          <w:tcPr>
+            <w:tcW w:w="3312" w:type="dxa"/>
+            <w:vAlign w:val="center"/>
+          </w:tcPr>
+          <w:p>
+            <w:r>
+              <w:rPr>
+                <w:sz w:val="18"/>
+              </w:rPr>
+              <w:t>Unit Call Sign</w:t>
+            </w:r>
+          </w:p>
+        </w:tc>
+        <w:tc>
+          <w:tcPr>
+            <w:tcW w:w="7200" w:type="dxa"/>
+            <w:vAlign w:val="center"/>
+          </w:tcPr>
+          <w:p>
+            <w:r>
+              <w:rPr>
+                <w:sz w:val="18"/>
+              </w:rPr>
+              <w:t>Identifier for the responding unit.</w:t>
+            </w:r>
+          </w:p>
+        </w:tc>
+      </w:tr>
+      <w:tr>
+        <w:trPr>
+          <w:jc w:val="center"/>
+        </w:trPr>
+        <w:tc>
+          <w:tcPr>
+            <w:tcW w:w="3312" w:type="dxa"/>
+            <w:vAlign w:val="center"/>
+          </w:tcPr>
+          <w:p>
+            <w:r>
+              <w:rPr>
+                <w:sz w:val="18"/>
+              </w:rPr>
+              <w:t xml:space="preserve">PSAP </w:t>
+            </w:r>
+            <w:proofErr w:type="spellStart"/>
+            <w:r>
+              <w:rPr>
+                <w:sz w:val="18"/>
+              </w:rPr>
+              <w:t>DateTime</w:t>
+            </w:r>
+            <w:proofErr w:type="spellEnd"/>
+          </w:p>
+        </w:tc>
+        <w:tc>
+          <w:tcPr>
+            <w:tcW w:w="7200" w:type="dxa"/>
+            <w:vAlign w:val="center"/>
+          </w:tcPr>
+          <w:p>
+            <w:r>
+              <w:rPr>
+                <w:sz w:val="18"/>
+              </w:rPr>
+              <w:t>Date and time when the call was received.</w:t>
+            </w:r>
+          </w:p>
+        </w:tc>
+      </w:tr>
+      <w:tr>
+        <w:trPr>
+          <w:jc w:val="center"/>
+        </w:trPr>
+        <w:tc>
+          <w:tcPr>
+            <w:tcW w:w="3312" w:type="dxa"/>
+            <w:vAlign w:val="center"/>
+          </w:tcPr>
+          <w:p>
+            <w:r>
+              <w:rPr>
+                <w:sz w:val="18"/>
+              </w:rPr>
+              <w:t xml:space="preserve">Alarm </w:t>
+            </w:r>
+            <w:proofErr w:type="spellStart"/>
+            <w:r>
+              <w:rPr>
+                <w:sz w:val="18"/>
+              </w:rPr>
+              <w:t>DateTime</w:t>
+            </w:r>
+            <w:proofErr w:type="spellEnd"/>
+          </w:p>
+        </w:tc>
+        <w:tc>
+          <w:tcPr>
+            <w:tcW w:w="7200" w:type="dxa"/>
+            <w:vAlign w:val="center"/>
+          </w:tcPr>
+          <w:p>
+            <w:r>
+              <w:rPr>
+                <w:sz w:val="18"/>
+              </w:rPr>
+              <w:t>Date and time when the incident was dispatched.</w:t>
+            </w:r>
+          </w:p>
+        </w:tc>
+      </w:tr>
+      <w:tr>
+        <w:trPr>
+          <w:jc w:val="center"/>
+        </w:trPr>
+        <w:tc>
+          <w:tcPr>
+            <w:tcW w:w="3312" w:type="dxa"/>
+            <w:vAlign w:val="center"/>
+          </w:tcPr>
+          <w:p>
+            <w:r>
+              <w:rPr>
+                <w:sz w:val="18"/>
+              </w:rPr>
+              <w:t xml:space="preserve">Enroute </w:t>
+            </w:r>
+            <w:proofErr w:type="spellStart"/>
+            <w:r>
+              <w:rPr>
+                <w:sz w:val="18"/>
+              </w:rPr>
+              <w:t>DateTime</w:t>
+            </w:r>
+            <w:proofErr w:type="spellEnd"/>
+          </w:p>
+        </w:tc>
+        <w:tc>
+          <w:tcPr>
+            <w:tcW w:w="7200" w:type="dxa"/>
+            <w:vAlign w:val="center"/>
+          </w:tcPr>
+          <w:p>
+            <w:r>
+              <w:rPr>
+                <w:sz w:val="18"/>
+              </w:rPr>
+              <w:t>Date and time when the unit went enroute.</w:t>
+            </w:r>
+          </w:p>
+        </w:tc>
+      </w:tr>
+      <w:tr>
+        <w:trPr>
+          <w:jc w:val="center"/>
+        </w:trPr>
+        <w:tc>
+          <w:tcPr>
+            <w:tcW w:w="3312" w:type="dxa"/>
+            <w:vAlign w:val="center"/>
+          </w:tcPr>
+          <w:p>
+            <w:r>
+              <w:rPr>
+                <w:sz w:val="18"/>
+              </w:rPr>
+              <w:t xml:space="preserve">Arrival </w:t>
+            </w:r>
+            <w:proofErr w:type="spellStart"/>
+            <w:r>
+              <w:rPr>
+                <w:sz w:val="18"/>
+              </w:rPr>
+              <w:t>DateTime</w:t>
+            </w:r>
+            <w:proofErr w:type="spellEnd"/>
+          </w:p>
+        </w:tc>
+        <w:tc>
+          <w:tcPr>
+            <w:tcW w:w="7200" w:type="dxa"/>
+            <w:vAlign w:val="center"/>
+          </w:tcPr>
+          <w:p>
+            <w:r>
+              <w:rPr>
+                <w:sz w:val="18"/>
+              </w:rPr>
+              <w:t>Date and time when the unit arrived at the incident location.</w:t>
+            </w:r>
+          </w:p>
+        </w:tc>
+      </w:tr>
+    </w:tbl>
+    <w:p/>
+    <w:p>
+      <w:pPr>
+        <w:pStyle w:val="Heading1"/>
+      </w:pPr>
+      <w:r>
+        <w:t>10. Data Model Overview</w:t>
+      </w:r>
+    </w:p>
+    <w:p>
+      <w:r>
+        <w:t>The dashboard uses a fact and dimension table structure. The fact table stores incident-level records. Dimension tables store descriptive details such as category, location, and date attributes.</w:t>
+      </w:r>
+    </w:p>
+    <w:tbl>
+      <w:tblPr>
+        <w:tblStyle w:val="TableGrid"/>
+        <w:tblW w:w="0" w:type="auto"/>
+        <w:jc w:val="center"/>
+        <w:tblLook w:val="04A0" w:firstRow="1" w:lastRow="0" w:firstColumn="1" w:lastColumn="0" w:noHBand="0" w:noVBand="1"/>
+      </w:tblPr>
+      <w:tblGrid>
+        <w:gridCol w:w="3554"/>
+        <w:gridCol w:w="6804"/>
+      </w:tblGrid>
+      <w:tr>
+        <w:trPr>
+          <w:jc w:val="center"/>
+        </w:trPr>
+        <w:tc>
+          <w:tcPr>
+            <w:tcW w:w="3600" w:type="dxa"/>
+            <w:shd w:val="clear" w:color="auto" w:fill="A33E22"/>
+            <w:vAlign w:val="center"/>
+          </w:tcPr>
+          <w:p>
+            <w:r>
+              <w:rPr>
+                <w:b/>
+                <w:color w:val="FFFFFF"/>
+                <w:sz w:val="18"/>
+              </w:rPr>
+              <w:t>Table Name</w:t>
+            </w:r>
+          </w:p>
+        </w:tc>
+        <w:tc>
+          <w:tcPr>
+            <w:tcW w:w="6912" w:type="dxa"/>
+            <w:shd w:val="clear" w:color="auto" w:fill="A33E22"/>
+            <w:vAlign w:val="center"/>
+          </w:tcPr>
+          <w:p>
+            <w:r>
+              <w:rPr>
+                <w:b/>
+                <w:color w:val="FFFFFF"/>
+                <w:sz w:val="18"/>
+              </w:rPr>
+              <w:t>Purpose</w:t>
+            </w:r>
+          </w:p>
+        </w:tc>
+      </w:tr>
+      <w:tr>
+        <w:trPr>
+          <w:jc w:val="center"/>
+        </w:trPr>
+        <w:tc>
+          <w:tcPr>
+            <w:tcW w:w="3600" w:type="dxa"/>
+            <w:vAlign w:val="center"/>
+          </w:tcPr>
+          <w:p>
+            <w:r>
+              <w:rPr>
+                <w:sz w:val="18"/>
+              </w:rPr>
+              <w:t>Fact Fire Department Data</w:t>
+            </w:r>
+          </w:p>
+        </w:tc>
+        <w:tc>
+          <w:tcPr>
+            <w:tcW w:w="6912" w:type="dxa"/>
+            <w:vAlign w:val="center"/>
+          </w:tcPr>
+          <w:p>
+            <w:r>
+              <w:rPr>
+                <w:sz w:val="18"/>
+              </w:rPr>
+              <w:t>Main incident-level table used for KPIs and visuals.</w:t>
+            </w:r>
+          </w:p>
+        </w:tc>
+      </w:tr>
+      <w:tr>
+        <w:trPr>
+          <w:jc w:val="center"/>
+        </w:trPr>
+        <w:tc>
+          <w:tcPr>
+            <w:tcW w:w="3600" w:type="dxa"/>
+            <w:vAlign w:val="center"/>
+          </w:tcPr>
+          <w:p>
+            <w:r>
+              <w:rPr>
+                <w:sz w:val="18"/>
+              </w:rPr>
+              <w:t>Category Dimension</w:t>
+            </w:r>
+          </w:p>
+        </w:tc>
+        <w:tc>
+          <w:tcPr>
+            <w:tcW w:w="6912" w:type="dxa"/>
+            <w:vAlign w:val="center"/>
+          </w:tcPr>
+          <w:p>
+            <w:r>
+              <w:rPr>
+                <w:sz w:val="18"/>
+              </w:rPr>
+              <w:t>Stores incident category and incident type information.</w:t>
+            </w:r>
+          </w:p>
+        </w:tc>
+      </w:tr>
+      <w:tr>
+        <w:trPr>
+          <w:jc w:val="center"/>
+        </w:trPr>
+        <w:tc>
+          <w:tcPr>
+            <w:tcW w:w="3600" w:type="dxa"/>
+            <w:vAlign w:val="center"/>
+          </w:tcPr>
+          <w:p>
+            <w:r>
+              <w:rPr>
+                <w:sz w:val="18"/>
+              </w:rPr>
+              <w:t>City Dimension</w:t>
+            </w:r>
+          </w:p>
+        </w:tc>
+        <w:tc>
+          <w:tcPr>
+            <w:tcW w:w="6912" w:type="dxa"/>
+            <w:vAlign w:val="center"/>
+          </w:tcPr>
+          <w:p>
+            <w:r>
+              <w:rPr>
+                <w:sz w:val="18"/>
+              </w:rPr>
+              <w:t xml:space="preserve">Stores </w:t>
+            </w:r>
+            <w:proofErr w:type="spellStart"/>
+            <w:r>
+              <w:rPr>
+                <w:sz w:val="18"/>
+              </w:rPr>
+              <w:t>zipcode</w:t>
+            </w:r>
+            <w:proofErr w:type="spellEnd"/>
+            <w:r>
+              <w:rPr>
+                <w:sz w:val="18"/>
+              </w:rPr>
+              <w:t xml:space="preserve">, city, </w:t>
+            </w:r>
+            <w:r>
+              <w:rPr>
+                <w:sz w:val="18"/>
+              </w:rPr>
+              <w:t xml:space="preserve">and </w:t>
+            </w:r>
+            <w:r>
+              <w:rPr>
+                <w:sz w:val="18"/>
+              </w:rPr>
+              <w:t>state information.</w:t>
+            </w:r>
+          </w:p>
+        </w:tc>
+      </w:tr>
+      <w:tr>
+        <w:trPr>
+          <w:jc w:val="center"/>
+        </w:trPr>
+        <w:tc>
+          <w:tcPr>
+            <w:tcW w:w="3600" w:type="dxa"/>
+            <w:vAlign w:val="center"/>
+          </w:tcPr>
+          <w:p>
+            <w:r>
+              <w:rPr>
+                <w:sz w:val="18"/>
+              </w:rPr>
+              <w:t>Date Dimension</w:t>
+            </w:r>
+          </w:p>
+        </w:tc>
+        <w:tc>
+          <w:tcPr>
+            <w:tcW w:w="6912" w:type="dxa"/>
+            <w:vAlign w:val="center"/>
+          </w:tcPr>
+          <w:p>
+            <w:r>
+              <w:rPr>
+                <w:sz w:val="18"/>
+              </w:rPr>
+              <w:t>Supports year, month, weekday, and time-based analysis.</w:t>
+            </w:r>
+          </w:p>
+        </w:tc>
+      </w:tr>
+    </w:tbl>
+    <w:p/>
+    <w:tbl>
+      <w:tblPr>
+        <w:tblStyle w:val="TableGrid"/>
+        <w:tblW w:w="0" w:type="auto"/>
+        <w:jc w:val="center"/>
+        <w:tblLook w:val="04A0" w:firstRow="1" w:lastRow="0" w:firstColumn="1" w:lastColumn="0" w:noHBand="0" w:noVBand="1"/>
+      </w:tblPr>
+      <w:tblGrid>
+        <w:gridCol w:w="2844"/>
+        <w:gridCol w:w="2842"/>
+        <w:gridCol w:w="4672"/>
+      </w:tblGrid>
+      <w:tr>
+        <w:trPr>
+          <w:jc w:val="center"/>
+        </w:trPr>
+        <w:tc>
+          <w:tcPr>
+            <w:tcW w:w="2880" w:type="dxa"/>
+            <w:shd w:val="clear" w:color="auto" w:fill="A33E22"/>
+            <w:vAlign w:val="center"/>
+          </w:tcPr>
+          <w:p>
+            <w:r>
+              <w:rPr>
+                <w:b/>
+                <w:color w:val="FFFFFF"/>
+                <w:sz w:val="18"/>
+              </w:rPr>
+              <w:t>Fact Table Field</w:t>
+            </w:r>
+          </w:p>
+        </w:tc>
+        <w:tc>
+          <w:tcPr>
+            <w:tcW w:w="2880" w:type="dxa"/>
+            <w:shd w:val="clear" w:color="auto" w:fill="A33E22"/>
+            <w:vAlign w:val="center"/>
+          </w:tcPr>
+          <w:p>
+            <w:r>
+              <w:rPr>
+                <w:b/>
+                <w:color w:val="FFFFFF"/>
+                <w:sz w:val="18"/>
+              </w:rPr>
+              <w:t>Dimension Table Field</w:t>
+            </w:r>
+          </w:p>
+        </w:tc>
+        <w:tc>
+          <w:tcPr>
+            <w:tcW w:w="4752" w:type="dxa"/>
+            <w:shd w:val="clear" w:color="auto" w:fill="A33E22"/>
+            <w:vAlign w:val="center"/>
+          </w:tcPr>
+          <w:p>
+            <w:r>
+              <w:rPr>
+                <w:b/>
+                <w:color w:val="FFFFFF"/>
+                <w:sz w:val="18"/>
+              </w:rPr>
+              <w:t>Purpose</w:t>
+            </w:r>
+          </w:p>
+        </w:tc>
+      </w:tr>
+      <w:tr>
+        <w:trPr>
+          <w:jc w:val="center"/>
+        </w:trPr>
+        <w:tc>
+          <w:tcPr>
+            <w:tcW w:w="2880" w:type="dxa"/>
+            <w:vAlign w:val="center"/>
+          </w:tcPr>
+          <w:p>
+            <w:proofErr w:type="spellStart"/>
+            <w:r>
+              <w:rPr>
+                <w:sz w:val="18"/>
+              </w:rPr>
+              <w:t>Category_ID</w:t>
+            </w:r>
+            <w:proofErr w:type="spellEnd"/>
+          </w:p>
+        </w:tc>
+        <w:tc>
+          <w:tcPr>
+            <w:tcW w:w="2880" w:type="dxa"/>
+            <w:vAlign w:val="center"/>
+          </w:tcPr>
+          <w:p>
+            <w:proofErr w:type="spellStart"/>
+            <w:r>
+              <w:rPr>
+                <w:sz w:val="18"/>
+              </w:rPr>
+              <w:t>Category_ID</w:t>
+            </w:r>
+            <w:proofErr w:type="spellEnd"/>
+          </w:p>
+        </w:tc>
+        <w:tc>
+          <w:tcPr>
+            <w:tcW w:w="4752" w:type="dxa"/>
+            <w:vAlign w:val="center"/>
+          </w:tcPr>
+          <w:p>
+            <w:r>
+              <w:rPr>
+                <w:sz w:val="18"/>
+              </w:rPr>
+              <w:t>Connects incidents to category details.</w:t>
+            </w:r>
+          </w:p>
+        </w:tc>
+      </w:tr>
+      <w:tr>
+        <w:trPr>
+          <w:jc w:val="center"/>
+        </w:trPr>
+        <w:tc>
+          <w:tcPr>
+            <w:tcW w:w="2880" w:type="dxa"/>
+            <w:vAlign w:val="center"/>
+          </w:tcPr>
+          <w:p>
+            <w:proofErr w:type="spellStart"/>
+            <w:r>
+              <w:rPr>
+                <w:sz w:val="18"/>
+              </w:rPr>
+              <w:t>Zipcode</w:t>
+            </w:r>
+            <w:proofErr w:type="spellEnd"/>
+          </w:p>
+        </w:tc>
+        <w:tc>
+          <w:tcPr>
+            <w:tcW w:w="2880" w:type="dxa"/>
+            <w:vAlign w:val="center"/>
+          </w:tcPr>
+          <w:p>
+            <w:proofErr w:type="spellStart"/>
+            <w:r>
+              <w:rPr>
+                <w:sz w:val="18"/>
+              </w:rPr>
+              <w:t>Zipcode</w:t>
+            </w:r>
+            <w:proofErr w:type="spellEnd"/>
+          </w:p>
+        </w:tc>
+        <w:tc>
+          <w:tcPr>
+            <w:tcW w:w="4752" w:type="dxa"/>
+            <w:vAlign w:val="center"/>
+          </w:tcPr>
+          <w:p>
+            <w:r>
+              <w:rPr>
+                <w:sz w:val="18"/>
+              </w:rPr>
+              <w:t>Connects incidents to city/location details.</w:t>
+            </w:r>
+          </w:p>
+        </w:tc>
+      </w:tr>
+      <w:tr>
+        <w:trPr>
+          <w:jc w:val="center"/>
+        </w:trPr>
+        <w:tc>
+          <w:tcPr>
+            <w:tcW w:w="2880" w:type="dxa"/>
+            <w:vAlign w:val="center"/>
+          </w:tcPr>
+          <w:p>
+            <w:proofErr w:type="spellStart"/>
+            <w:r>
+              <w:rPr>
+                <w:sz w:val="18"/>
+              </w:rPr>
+              <w:t>PSAP_DateID</w:t>
+            </w:r>
+            <w:proofErr w:type="spellEnd"/>
+          </w:p>
+        </w:tc>
+        <w:tc>
+          <w:tcPr>
+            <w:tcW w:w="2880" w:type="dxa"/>
+            <w:vAlign w:val="center"/>
+          </w:tcPr>
+          <w:p>
+            <w:r>
+              <w:rPr>
+                <w:sz w:val="18"/>
+              </w:rPr>
+              <w:t>Date ID</w:t>
+            </w:r>
+          </w:p>
+        </w:tc>
+        <w:tc>
+          <w:tcPr>
+            <w:tcW w:w="4752" w:type="dxa"/>
+            <w:vAlign w:val="center"/>
+          </w:tcPr>
+          <w:p>
+            <w:r>
+              <w:rPr>
+                <w:sz w:val="18"/>
+              </w:rPr>
+              <w:t>Connects incidents to date dimension. Date ID should be stored as a date value, such as 01/01/2025.</w:t>
+            </w:r>
+          </w:p>
+        </w:tc>
+      </w:tr>
+    </w:tbl>
+    <w:p/>
+    <w:p>
+      <w:pPr>
+        <w:pStyle w:val="Heading1"/>
+      </w:pPr>
+      <w:r>
+        <w:lastRenderedPageBreak/>
+        <w:t>11. Calculated Fields Used</w:t>
+      </w:r>
+    </w:p>
+    <w:tbl>
+      <w:tblPr>
+        <w:tblStyle w:val="TableGrid"/>
+        <w:tblW w:w="0" w:type="auto"/>
+        <w:jc w:val="center"/>
+        <w:tblLook w:val="04A0" w:firstRow="1" w:lastRow="0" w:firstColumn="1" w:lastColumn="0" w:noHBand="0" w:noVBand="1"/>
+      </w:tblPr>
+      <w:tblGrid>
+        <w:gridCol w:w="2492"/>
+        <w:gridCol w:w="5087"/>
+        <w:gridCol w:w="2779"/>
+      </w:tblGrid>
+      <w:tr>
+        <w:trPr>
+          <w:jc w:val="center"/>
+        </w:trPr>
+        <w:tc>
+          <w:tcPr>
+            <w:tcW w:w="2492" w:type="dxa"/>
+            <w:shd w:val="clear" w:color="auto" w:fill="A23B22"/>
+            <w:vAlign w:val="center"/>
+          </w:tcPr>
+          <w:p>
+            <w:pPr>
+              <w:spacing w:line="228" w:lineRule="auto"/>
+            </w:pPr>
+            <w:r>
+              <w:rPr>
+                <w:b/>
+                <w:color w:val="FFFFFF"/>
+                <w:sz w:val="15"/>
+              </w:rPr>
+              <w:t>Calculated Field</w:t>
+            </w:r>
+          </w:p>
+        </w:tc>
+        <w:tc>
+          <w:tcPr>
+            <w:tcW w:w="5087" w:type="dxa"/>
+            <w:shd w:val="clear" w:color="auto" w:fill="A23B22"/>
+            <w:vAlign w:val="center"/>
+          </w:tcPr>
+          <w:p>
+            <w:pPr>
+              <w:spacing w:line="228" w:lineRule="auto"/>
+            </w:pPr>
+            <w:r>
+              <w:rPr>
+                <w:b/>
+                <w:color w:val="FFFFFF"/>
+                <w:sz w:val="15"/>
+              </w:rPr>
+              <w:t>Formula Logic / Where Calculated</w:t>
+            </w:r>
+          </w:p>
+        </w:tc>
+        <w:tc>
+          <w:tcPr>
+            <w:tcW w:w="2779" w:type="dxa"/>
+            <w:shd w:val="clear" w:color="auto" w:fill="A23B22"/>
+            <w:vAlign w:val="center"/>
+          </w:tcPr>
+          <w:p>
+            <w:pPr>
+              <w:spacing w:line="228" w:lineRule="auto"/>
+            </w:pPr>
+            <w:r>
+              <w:rPr>
+                <w:b/>
+                <w:color w:val="FFFFFF"/>
+                <w:sz w:val="15"/>
+              </w:rPr>
+              <w:t>Purpose</w:t>
+            </w:r>
+          </w:p>
+        </w:tc>
+      </w:tr>
+      <w:tr>
+        <w:trPr>
+          <w:jc w:val="center"/>
+        </w:trPr>
+        <w:tc>
+          <w:tcPr>
+            <w:tcW w:w="2492" w:type="dxa"/>
+            <w:vAlign w:val="center"/>
+          </w:tcPr>
+          <w:p>
+            <w:pPr>
+              <w:spacing w:line="228" w:lineRule="auto"/>
+            </w:pPr>
+            <w:r>
+              <w:rPr>
+                <w:sz w:val="15"/>
+              </w:rPr>
+              <w:t>Total Incidents</w:t>
+            </w:r>
+          </w:p>
+        </w:tc>
+        <w:tc>
+          <w:tcPr>
+            <w:tcW w:w="5087" w:type="dxa"/>
+            <w:vAlign w:val="center"/>
+          </w:tcPr>
+          <w:p>
+            <w:pPr>
+              <w:spacing w:line="228" w:lineRule="auto"/>
+            </w:pPr>
+            <w:r>
+              <w:rPr>
+                <w:sz w:val="15"/>
+              </w:rPr>
+              <w:t>Tableau: COUNTD([Incident Number])</w:t>
+            </w:r>
+          </w:p>
+        </w:tc>
+        <w:tc>
+          <w:tcPr>
+            <w:tcW w:w="2779" w:type="dxa"/>
+            <w:vAlign w:val="center"/>
+          </w:tcPr>
+          <w:p>
+            <w:pPr>
+              <w:spacing w:line="228" w:lineRule="auto"/>
+            </w:pPr>
+            <w:r>
+              <w:rPr>
+                <w:sz w:val="15"/>
+              </w:rPr>
+              <w:t>Counts unique incidents in the selected filter context.</w:t>
+            </w:r>
+          </w:p>
+        </w:tc>
+      </w:tr>
+      <w:tr>
+        <w:trPr>
+          <w:jc w:val="center"/>
+        </w:trPr>
+        <w:tc>
+          <w:tcPr>
+            <w:tcW w:w="2492" w:type="dxa"/>
+            <w:vAlign w:val="center"/>
+          </w:tcPr>
+          <w:p>
+            <w:pPr>
+              <w:spacing w:line="228" w:lineRule="auto"/>
+            </w:pPr>
+            <w:r>
+              <w:rPr>
+                <w:sz w:val="15"/>
+              </w:rPr>
+              <w:t>Avg Alarm Handling Time</w:t>
+            </w:r>
+          </w:p>
+        </w:tc>
+        <w:tc>
+          <w:tcPr>
+            <w:tcW w:w="5087" w:type="dxa"/>
+            <w:vAlign w:val="center"/>
+          </w:tcPr>
+          <w:p>
+            <w:pPr>
+              <w:spacing w:line="228" w:lineRule="auto"/>
+            </w:pPr>
+            <w:r>
+              <w:rPr>
+                <w:sz w:val="15"/>
+              </w:rPr>
+              <w:t xml:space="preserve">Python fact table: PSAP </w:t>
+            </w:r>
+            <w:proofErr w:type="spellStart"/>
+            <w:r>
+              <w:rPr>
+                <w:sz w:val="15"/>
+              </w:rPr>
+              <w:t>DateTime</w:t>
+            </w:r>
+            <w:proofErr w:type="spellEnd"/>
+            <w:r>
+              <w:rPr>
+                <w:sz w:val="15"/>
+              </w:rPr>
+              <w:t xml:space="preserve"> to Alarm </w:t>
+            </w:r>
+            <w:proofErr w:type="spellStart"/>
+            <w:r>
+              <w:rPr>
+                <w:sz w:val="15"/>
+              </w:rPr>
+              <w:t>DateTime</w:t>
+            </w:r>
+            <w:proofErr w:type="spellEnd"/>
+            <w:r>
+              <w:rPr>
+                <w:sz w:val="15"/>
+              </w:rPr>
+              <w:t>.</w:t>
+            </w:r>
+            <w:r>
+              <w:rPr>
+                <w:sz w:val="15"/>
+              </w:rPr>
+              <w:br/>
+              <w:t>Tableau: AVG([Alarm Handling Time])</w:t>
+            </w:r>
+          </w:p>
+        </w:tc>
+        <w:tc>
+          <w:tcPr>
+            <w:tcW w:w="2779" w:type="dxa"/>
+            <w:vAlign w:val="center"/>
+          </w:tcPr>
+          <w:p>
+            <w:pPr>
+              <w:spacing w:line="228" w:lineRule="auto"/>
+            </w:pPr>
+            <w:r>
+              <w:rPr>
+                <w:sz w:val="15"/>
+              </w:rPr>
+              <w:t>Average time from call received to dispatch/alarm.</w:t>
+            </w:r>
+          </w:p>
+        </w:tc>
+      </w:tr>
+      <w:tr>
+        <w:trPr>
+          <w:jc w:val="center"/>
+        </w:trPr>
+        <w:tc>
+          <w:tcPr>
+            <w:tcW w:w="2492" w:type="dxa"/>
+            <w:vAlign w:val="center"/>
+          </w:tcPr>
+          <w:p>
+            <w:pPr>
+              <w:spacing w:line="228" w:lineRule="auto"/>
+            </w:pPr>
+            <w:r>
+              <w:rPr>
+                <w:sz w:val="15"/>
+              </w:rPr>
+              <w:t>Avg Turnout Time</w:t>
+            </w:r>
+          </w:p>
+        </w:tc>
+        <w:tc>
+          <w:tcPr>
+            <w:tcW w:w="5087" w:type="dxa"/>
+            <w:vAlign w:val="center"/>
+          </w:tcPr>
+          <w:p>
+            <w:pPr>
+              <w:spacing w:line="228" w:lineRule="auto"/>
+            </w:pPr>
+            <w:r>
+              <w:rPr>
+                <w:sz w:val="15"/>
+              </w:rPr>
+              <w:t xml:space="preserve">Python fact table: Alarm </w:t>
+            </w:r>
+            <w:proofErr w:type="spellStart"/>
+            <w:r>
+              <w:rPr>
+                <w:sz w:val="15"/>
+              </w:rPr>
+              <w:t>DateTime</w:t>
+            </w:r>
+            <w:proofErr w:type="spellEnd"/>
+            <w:r>
+              <w:rPr>
+                <w:sz w:val="15"/>
+              </w:rPr>
+              <w:t xml:space="preserve"> to Enroute </w:t>
+            </w:r>
+            <w:proofErr w:type="spellStart"/>
+            <w:r>
+              <w:rPr>
+                <w:sz w:val="15"/>
+              </w:rPr>
+              <w:t>DateTime</w:t>
+            </w:r>
+            <w:proofErr w:type="spellEnd"/>
+            <w:r>
+              <w:rPr>
+                <w:sz w:val="15"/>
+              </w:rPr>
+              <w:t>.</w:t>
+            </w:r>
+            <w:r>
+              <w:rPr>
+                <w:sz w:val="15"/>
+              </w:rPr>
+              <w:br/>
+              <w:t>Tableau: AVG([Turnout Time])</w:t>
+            </w:r>
+          </w:p>
+        </w:tc>
+        <w:tc>
+          <w:tcPr>
+            <w:tcW w:w="2779" w:type="dxa"/>
+            <w:vAlign w:val="center"/>
+          </w:tcPr>
+          <w:p>
+            <w:pPr>
+              <w:spacing w:line="228" w:lineRule="auto"/>
+            </w:pPr>
+            <w:r>
+              <w:rPr>
+                <w:sz w:val="15"/>
+              </w:rPr>
+              <w:t>Average time from dispatch/alarm to enroute.</w:t>
+            </w:r>
+          </w:p>
+        </w:tc>
+      </w:tr>
+      <w:tr>
+        <w:trPr>
+          <w:jc w:val="center"/>
+        </w:trPr>
+        <w:tc>
+          <w:tcPr>
+            <w:tcW w:w="2492" w:type="dxa"/>
+            <w:vAlign w:val="center"/>
+          </w:tcPr>
+          <w:p>
+            <w:pPr>
+              <w:spacing w:line="228" w:lineRule="auto"/>
+            </w:pPr>
+            <w:r>
+              <w:rPr>
+                <w:sz w:val="15"/>
+              </w:rPr>
+              <w:t>Avg Travel Time</w:t>
+            </w:r>
+          </w:p>
+        </w:tc>
+        <w:tc>
+          <w:tcPr>
+            <w:tcW w:w="5087" w:type="dxa"/>
+            <w:vAlign w:val="center"/>
+          </w:tcPr>
+          <w:p>
+            <w:pPr>
+              <w:spacing w:line="228" w:lineRule="auto"/>
+            </w:pPr>
+            <w:r>
+              <w:rPr>
+                <w:sz w:val="15"/>
+              </w:rPr>
+              <w:t xml:space="preserve">Python fact table: Enroute </w:t>
+            </w:r>
+            <w:proofErr w:type="spellStart"/>
+            <w:r>
+              <w:rPr>
+                <w:sz w:val="15"/>
+              </w:rPr>
+              <w:t>DateTime</w:t>
+            </w:r>
+            <w:proofErr w:type="spellEnd"/>
+            <w:r>
+              <w:rPr>
+                <w:sz w:val="15"/>
+              </w:rPr>
+              <w:t xml:space="preserve"> to Arrival </w:t>
+            </w:r>
+            <w:proofErr w:type="spellStart"/>
+            <w:r>
+              <w:rPr>
+                <w:sz w:val="15"/>
+              </w:rPr>
+              <w:t>DateTime</w:t>
+            </w:r>
+            <w:proofErr w:type="spellEnd"/>
+            <w:r>
+              <w:rPr>
+                <w:sz w:val="15"/>
+              </w:rPr>
+              <w:t>.</w:t>
+            </w:r>
+            <w:r>
+              <w:rPr>
+                <w:sz w:val="15"/>
+              </w:rPr>
+              <w:br/>
+              <w:t>Tableau: AVG([Travel Time])</w:t>
+            </w:r>
+          </w:p>
+        </w:tc>
+        <w:tc>
+          <w:tcPr>
+            <w:tcW w:w="2779" w:type="dxa"/>
+            <w:vAlign w:val="center"/>
+          </w:tcPr>
+          <w:p>
+            <w:pPr>
+              <w:spacing w:line="228" w:lineRule="auto"/>
+            </w:pPr>
+            <w:r>
+              <w:rPr>
+                <w:sz w:val="15"/>
+              </w:rPr>
+              <w:t>Average time from enroute to arrival.</w:t>
+            </w:r>
+          </w:p>
+        </w:tc>
+      </w:tr>
+      <w:tr>
+        <w:trPr>
+          <w:jc w:val="center"/>
+        </w:trPr>
+        <w:tc>
+          <w:tcPr>
+            <w:tcW w:w="2492" w:type="dxa"/>
+            <w:vAlign w:val="center"/>
+          </w:tcPr>
+          <w:p>
+            <w:pPr>
+              <w:spacing w:line="228" w:lineRule="auto"/>
+            </w:pPr>
+            <w:r>
+              <w:rPr>
+                <w:sz w:val="15"/>
+              </w:rPr>
+              <w:t>Total Response Time</w:t>
+            </w:r>
+          </w:p>
+        </w:tc>
+        <w:tc>
+          <w:tcPr>
+            <w:tcW w:w="5087" w:type="dxa"/>
+            <w:vAlign w:val="center"/>
+          </w:tcPr>
+          <w:p>
+            <w:pPr>
+              <w:spacing w:line="228" w:lineRule="auto"/>
+            </w:pPr>
+            <w:r>
+              <w:rPr>
+                <w:sz w:val="15"/>
+              </w:rPr>
+              <w:t xml:space="preserve">Python fact table: PSAP </w:t>
+            </w:r>
+            <w:proofErr w:type="spellStart"/>
+            <w:r>
+              <w:rPr>
+                <w:sz w:val="15"/>
+              </w:rPr>
+              <w:t>DateTime</w:t>
+            </w:r>
+            <w:proofErr w:type="spellEnd"/>
+            <w:r>
+              <w:rPr>
+                <w:sz w:val="15"/>
+              </w:rPr>
+              <w:t xml:space="preserve"> to Arrival </w:t>
+            </w:r>
+            <w:proofErr w:type="spellStart"/>
+            <w:r>
+              <w:rPr>
+                <w:sz w:val="15"/>
+              </w:rPr>
+              <w:t>DateTime</w:t>
+            </w:r>
+            <w:proofErr w:type="spellEnd"/>
+            <w:r>
+              <w:rPr>
+                <w:sz w:val="15"/>
+              </w:rPr>
+              <w:t>.</w:t>
+            </w:r>
+            <w:r>
+              <w:rPr>
+                <w:sz w:val="15"/>
+              </w:rPr>
+              <w:br/>
+              <w:t>Tableau: AVG([Total Response Time])</w:t>
+            </w:r>
+          </w:p>
+        </w:tc>
+        <w:tc>
+          <w:tcPr>
+            <w:tcW w:w="2779" w:type="dxa"/>
+            <w:vAlign w:val="center"/>
+          </w:tcPr>
+          <w:p>
+            <w:pPr>
+              <w:spacing w:line="228" w:lineRule="auto"/>
+            </w:pPr>
+            <w:r>
+              <w:rPr>
+                <w:sz w:val="15"/>
+              </w:rPr>
+              <w:t>Average total time from call received to arrival.</w:t>
+            </w:r>
+          </w:p>
+        </w:tc>
+      </w:tr>
+      <w:tr>
+        <w:trPr>
+          <w:jc w:val="center"/>
+        </w:trPr>
+        <w:tc>
+          <w:tcPr>
+            <w:tcW w:w="2492" w:type="dxa"/>
+            <w:vAlign w:val="center"/>
+          </w:tcPr>
+          <w:p>
+            <w:pPr>
+              <w:spacing w:line="228" w:lineRule="auto"/>
+              <w:rPr>
+                <w:sz w:val="15"/>
+              </w:rPr>
+            </w:pPr>
+            <w:r>
+              <w:rPr>
+                <w:sz w:val="15"/>
+              </w:rPr>
+              <w:t>Cold Call %</w:t>
+            </w:r>
+          </w:p>
+        </w:tc>
+        <w:tc>
+          <w:tcPr>
+            <w:tcW w:w="5087" w:type="dxa"/>
+            <w:vAlign w:val="center"/>
+          </w:tcPr>
+          <w:p>
+            <w:pPr>
+              <w:spacing w:line="228" w:lineRule="auto"/>
+              <w:rPr>
+                <w:sz w:val="15"/>
+              </w:rPr>
+            </w:pPr>
+            <w:r>
+              <w:rPr>
+                <w:sz w:val="15"/>
+              </w:rPr>
+              <w:t>COUNTD(IF [Cold Response] = "Yes" THEN [Incident No Actual] END)</w:t>
+            </w:r>
+            <w:r>
+              <w:rPr>
+                <w:sz w:val="15"/>
+              </w:rPr>
+              <w:br/>
+              <w:t>/</w:t>
+            </w:r>
+            <w:r>
+              <w:rPr>
+                <w:sz w:val="15"/>
+              </w:rPr>
+              <w:br/>
+              <w:t>COUNTD([Incident No Actual])</w:t>
+            </w:r>
+          </w:p>
+        </w:tc>
+        <w:tc>
+          <w:tcPr>
+            <w:tcW w:w="2779" w:type="dxa"/>
+            <w:vAlign w:val="center"/>
+          </w:tcPr>
+          <w:p>
+            <w:pPr>
+              <w:spacing w:line="228" w:lineRule="auto"/>
+              <w:rPr>
+                <w:sz w:val="15"/>
+              </w:rPr>
+            </w:pPr>
+            <w:r>
+              <w:rPr>
+                <w:sz w:val="15"/>
+              </w:rPr>
+              <w:t>Calculates the percentage of unique incidents where Cold Response = Yes within the selected category, incident type, year, month, and filter context. Used in the Details Table.</w:t>
+            </w:r>
+          </w:p>
+        </w:tc>
+      </w:tr>
+    </w:tbl>
+    <w:p>
+      <w:pPr>
+        <w:rPr>
+          <w:sz w:val="16"/>
+        </w:rPr>
+      </w:pPr>
+      <w:r>
+        <w:rPr>
+          <w:sz w:val="16"/>
+        </w:rPr>
+        <w:t>Note: Response-time fields are pre-calculated in the Python fact table; Tableau averages the prepared minute fields.</w:t>
+      </w:r>
+    </w:p>
+    <w:p>
+      <w:pPr>
+        <w:rPr>
+          <w:sz w:val="16"/>
+        </w:rPr>
+      </w:pPr>
+    </w:p>
+    <w:p>
+      <w:pPr>
+        <w:pStyle w:val="Heading1"/>
+      </w:pPr>
+      <w:r>
+        <w:t>12. User Guide</w:t>
+      </w:r>
+    </w:p>
+    <w:p>
+      <w:r>
+        <w:t>Use the following steps to review the dashboard:</w:t>
+      </w:r>
+    </w:p>
+    <w:p>
+      <w:r>
+        <w:t>1. Open the dashboard and start on the Summary sheet.</w:t>
+      </w:r>
+    </w:p>
+    <w:p>
+      <w:r>
+        <w:t>2. Select the year using the Select Year filter.</w:t>
+      </w:r>
+    </w:p>
+    <w:p>
+      <w:r>
+        <w:t>3. Select the month using the Select Month filter, or keep Month set to All.</w:t>
+      </w:r>
+    </w:p>
+    <w:p>
+      <w:r>
+        <w:t>4. Review the KPI cards at the top of the Summary sheet.</w:t>
+      </w:r>
+    </w:p>
+    <w:p>
+      <w:r>
+        <w:t>5. Review incident volume by month to understand monthly changes.</w:t>
+      </w:r>
+    </w:p>
+    <w:p>
+      <w:r>
+        <w:t>6. Review cities with highest incidents to identify high-demand locations.</w:t>
+      </w:r>
+    </w:p>
+    <w:p>
+      <w:r>
+        <w:t>7. Review incident categories to understand the most common incident types.</w:t>
+      </w:r>
+    </w:p>
+    <w:p>
+      <w:r>
+        <w:t>8. Use the map to understand geographic concentration of incidents.</w:t>
+      </w:r>
+    </w:p>
+    <w:p>
+      <w:r>
+        <w:t>9. Click Next Sheet to move to Station and Response Performance.</w:t>
+      </w:r>
+    </w:p>
+    <w:p>
+      <w:r>
+        <w:t>10. Review units available by station and response time by station and city.</w:t>
+      </w:r>
+    </w:p>
+    <w:p>
+      <w:r>
+        <w:t>11. Click Next Sheet to move to Incident Volume Trends.</w:t>
+      </w:r>
+    </w:p>
+    <w:p>
+      <w:r>
+        <w:t>12. Review incident volume by hour and day of week.</w:t>
+      </w:r>
+    </w:p>
+    <w:p>
+      <w:r>
+        <w:t xml:space="preserve">13. </w:t>
+      </w:r>
+      <w:r>
+        <w:t>Go to the Details Table at the end to review incident category, incident type, total units, total incidents, response-time averages, and Cold Call %.</w:t>
+      </w:r>
+    </w:p>
+    <w:p>
+      <w:r>
+        <w:t>1</w:t>
+      </w:r>
+      <w:r>
+        <w:t>4</w:t>
+      </w:r>
+      <w:r>
+        <w:t>. Use Previous Sheet to move back to prior dashboard pages.</w:t>
+      </w:r>
+    </w:p>
+    <w:p/>
+    <w:p>
+      <w:pPr>
+        <w:pStyle w:val="Heading1"/>
+      </w:pPr>
+      <w:r>
+        <w:lastRenderedPageBreak/>
+        <w:t>13. Interpretation Guide</w:t>
+      </w:r>
+    </w:p>
+    <w:tbl>
+      <w:tblPr>
+        <w:tblStyle w:val="TableGrid"/>
+        <w:tblW w:w="0" w:type="auto"/>
+        <w:jc w:val="center"/>
+        <w:tblLook w:val="04A0" w:firstRow="1" w:lastRow="0" w:firstColumn="1" w:lastColumn="0" w:noHBand="0" w:noVBand="1"/>
+      </w:tblPr>
+      <w:tblGrid>
+        <w:gridCol w:w="3411"/>
+        <w:gridCol w:w="6947"/>
+      </w:tblGrid>
+      <w:tr>
+        <w:trPr>
+          <w:jc w:val="center"/>
+        </w:trPr>
+        <w:tc>
+          <w:tcPr>
+            <w:tcW w:w="3411" w:type="dxa"/>
+            <w:shd w:val="clear" w:color="auto" w:fill="A33E22"/>
+            <w:vAlign w:val="center"/>
+          </w:tcPr>
+          <w:p>
+            <w:r>
+              <w:rPr>
+                <w:b/>
+                <w:color w:val="FFFFFF"/>
+                <w:sz w:val="18"/>
+              </w:rPr>
+              <w:t>Dashboard Signal</w:t>
+            </w:r>
+          </w:p>
+        </w:tc>
+        <w:tc>
+          <w:tcPr>
+            <w:tcW w:w="6947" w:type="dxa"/>
+            <w:shd w:val="clear" w:color="auto" w:fill="A33E22"/>
+            <w:vAlign w:val="center"/>
+          </w:tcPr>
+          <w:p>
+            <w:r>
+              <w:rPr>
+                <w:b/>
+                <w:color w:val="FFFFFF"/>
+                <w:sz w:val="18"/>
+              </w:rPr>
+              <w:t>Interpretation</w:t>
+            </w:r>
+          </w:p>
+        </w:tc>
+      </w:tr>
+      <w:tr>
+        <w:trPr>
+          <w:jc w:val="center"/>
+        </w:trPr>
+        <w:tc>
+          <w:tcPr>
+            <w:tcW w:w="3411" w:type="dxa"/>
+            <w:vAlign w:val="center"/>
+          </w:tcPr>
+          <w:p>
+            <w:r>
+              <w:rPr>
+                <w:sz w:val="18"/>
+              </w:rPr>
+              <w:t>High Total Incidents</w:t>
+            </w:r>
+          </w:p>
+        </w:tc>
+        <w:tc>
+          <w:tcPr>
+            <w:tcW w:w="6947" w:type="dxa"/>
+            <w:vAlign w:val="center"/>
+          </w:tcPr>
+          <w:p>
+            <w:r>
+              <w:rPr>
+                <w:sz w:val="18"/>
+              </w:rPr>
+              <w:t>Higher operational demand during the selected period.</w:t>
+            </w:r>
+          </w:p>
+        </w:tc>
+      </w:tr>
+      <w:tr>
+        <w:trPr>
+          <w:jc w:val="center"/>
+        </w:trPr>
+        <w:tc>
+          <w:tcPr>
+            <w:tcW w:w="3411" w:type="dxa"/>
+            <w:vAlign w:val="center"/>
+          </w:tcPr>
+          <w:p>
+            <w:r>
+              <w:rPr>
+                <w:sz w:val="18"/>
+              </w:rPr>
+              <w:t>High Alarm Handling Time</w:t>
+            </w:r>
+          </w:p>
+        </w:tc>
+        <w:tc>
+          <w:tcPr>
+            <w:tcW w:w="6947" w:type="dxa"/>
+            <w:vAlign w:val="center"/>
+          </w:tcPr>
+          <w:p>
+            <w:r>
+              <w:rPr>
+                <w:sz w:val="18"/>
+              </w:rPr>
+              <w:t>Possible delay between call received and dispatch.</w:t>
+            </w:r>
+          </w:p>
+        </w:tc>
+      </w:tr>
+      <w:tr>
+        <w:trPr>
+          <w:jc w:val="center"/>
+        </w:trPr>
+        <w:tc>
+          <w:tcPr>
+            <w:tcW w:w="3411" w:type="dxa"/>
+            <w:vAlign w:val="center"/>
+          </w:tcPr>
+          <w:p>
+            <w:r>
+              <w:rPr>
+                <w:sz w:val="18"/>
+              </w:rPr>
+              <w:t>High Turnout Time</w:t>
+            </w:r>
+          </w:p>
+        </w:tc>
+        <w:tc>
+          <w:tcPr>
+            <w:tcW w:w="6947" w:type="dxa"/>
+            <w:vAlign w:val="center"/>
+          </w:tcPr>
+          <w:p>
+            <w:r>
+              <w:rPr>
+                <w:sz w:val="18"/>
+              </w:rPr>
+              <w:t>Possible delay between dispatch and unit going enroute.</w:t>
+            </w:r>
+          </w:p>
+        </w:tc>
+      </w:tr>
+      <w:tr>
+        <w:trPr>
+          <w:jc w:val="center"/>
+        </w:trPr>
+        <w:tc>
+          <w:tcPr>
+            <w:tcW w:w="3411" w:type="dxa"/>
+            <w:vAlign w:val="center"/>
+          </w:tcPr>
+          <w:p>
+            <w:r>
+              <w:rPr>
+                <w:sz w:val="18"/>
+              </w:rPr>
+              <w:t>High Travel Time</w:t>
+            </w:r>
+          </w:p>
+        </w:tc>
+        <w:tc>
+          <w:tcPr>
+            <w:tcW w:w="6947" w:type="dxa"/>
+            <w:vAlign w:val="center"/>
+          </w:tcPr>
+          <w:p>
+            <w:r>
+              <w:rPr>
+                <w:sz w:val="18"/>
+              </w:rPr>
+              <w:t>May indicate distance, traffic, location coverage, or routing challenges.</w:t>
+            </w:r>
+          </w:p>
+        </w:tc>
+      </w:tr>
+      <w:tr>
+        <w:trPr>
+          <w:jc w:val="center"/>
+        </w:trPr>
+        <w:tc>
+          <w:tcPr>
+            <w:tcW w:w="3411" w:type="dxa"/>
+            <w:vAlign w:val="center"/>
+          </w:tcPr>
+          <w:p>
+            <w:r>
+              <w:rPr>
+                <w:sz w:val="18"/>
+              </w:rPr>
+              <w:t>High Total Response Time</w:t>
+            </w:r>
+          </w:p>
+        </w:tc>
+        <w:tc>
+          <w:tcPr>
+            <w:tcW w:w="6947" w:type="dxa"/>
+            <w:vAlign w:val="center"/>
+          </w:tcPr>
+          <w:p>
+            <w:r>
+              <w:rPr>
+                <w:sz w:val="18"/>
+              </w:rPr>
+              <w:t>Should be reviewed because delays may exist across one or more response stages.</w:t>
+            </w:r>
+          </w:p>
+        </w:tc>
+      </w:tr>
+      <w:tr>
+        <w:trPr>
+          <w:jc w:val="center"/>
+        </w:trPr>
+        <w:tc>
+          <w:tcPr>
+            <w:tcW w:w="3411" w:type="dxa"/>
+            <w:vAlign w:val="center"/>
+          </w:tcPr>
+          <w:p>
+            <w:r>
+              <w:rPr>
+                <w:sz w:val="18"/>
+              </w:rPr>
+              <w:t>High Incident Volume by City</w:t>
+            </w:r>
+          </w:p>
+        </w:tc>
+        <w:tc>
+          <w:tcPr>
+            <w:tcW w:w="6947" w:type="dxa"/>
+            <w:vAlign w:val="center"/>
+          </w:tcPr>
+          <w:p>
+            <w:r>
+              <w:rPr>
+                <w:sz w:val="18"/>
+              </w:rPr>
+              <w:t>May require additional attention for resource planning.</w:t>
+            </w:r>
+          </w:p>
+        </w:tc>
+      </w:tr>
+      <w:tr>
+        <w:trPr>
+          <w:jc w:val="center"/>
+        </w:trPr>
+        <w:tc>
+          <w:tcPr>
+            <w:tcW w:w="3411" w:type="dxa"/>
+            <w:vAlign w:val="center"/>
+          </w:tcPr>
+          <w:p>
+            <w:r>
+              <w:rPr>
+                <w:sz w:val="18"/>
+              </w:rPr>
+              <w:t>High Response Time by Station</w:t>
+            </w:r>
+          </w:p>
+        </w:tc>
+        <w:tc>
+          <w:tcPr>
+            <w:tcW w:w="6947" w:type="dxa"/>
+            <w:vAlign w:val="center"/>
+          </w:tcPr>
+          <w:p>
+            <w:r>
+              <w:rPr>
+                <w:sz w:val="18"/>
+              </w:rPr>
+              <w:t>May need further analysis to understand possible operational delays.</w:t>
+            </w:r>
+          </w:p>
+        </w:tc>
+      </w:tr>
+      <w:tr>
+        <w:trPr>
+          <w:jc w:val="center"/>
+        </w:trPr>
+        <w:tc>
+          <w:tcPr>
+            <w:tcW w:w="3411" w:type="dxa"/>
+            <w:vAlign w:val="center"/>
+          </w:tcPr>
+          <w:p>
+            <w:r>
+              <w:rPr>
+                <w:sz w:val="18"/>
+              </w:rPr>
+              <w:t>High Incident Volume by Hour</w:t>
+            </w:r>
+          </w:p>
+        </w:tc>
+        <w:tc>
+          <w:tcPr>
+            <w:tcW w:w="6947" w:type="dxa"/>
+            <w:vAlign w:val="center"/>
+          </w:tcPr>
+          <w:p>
+            <w:r>
+              <w:rPr>
+                <w:sz w:val="18"/>
+              </w:rPr>
+              <w:t>Can support staffing and scheduling decisions.</w:t>
+            </w:r>
+          </w:p>
+        </w:tc>
+      </w:tr>
+      <w:tr>
+        <w:trPr>
+          <w:jc w:val="center"/>
+        </w:trPr>
+        <w:tc>
+          <w:tcPr>
+            <w:tcW w:w="3411" w:type="dxa"/>
+            <w:vAlign w:val="center"/>
+          </w:tcPr>
+          <w:p>
+            <w:pPr>
+              <w:rPr>
+                <w:sz w:val="18"/>
+              </w:rPr>
+            </w:pPr>
+            <w:r>
+              <w:rPr>
+                <w:sz w:val="17"/>
+              </w:rPr>
+              <w:t>High Cold Call %</w:t>
+            </w:r>
+          </w:p>
+        </w:tc>
+        <w:tc>
+          <w:tcPr>
+            <w:tcW w:w="6947" w:type="dxa"/>
+            <w:vAlign w:val="center"/>
+          </w:tcPr>
+          <w:p>
+            <w:pPr>
+              <w:rPr>
+                <w:sz w:val="18"/>
+              </w:rPr>
+            </w:pPr>
+            <w:r>
+              <w:rPr>
+                <w:sz w:val="17"/>
+              </w:rPr>
+              <w:t>A larger share of incidents were marked as cold/non-emergency response for the selected category or incident type.</w:t>
+            </w:r>
+          </w:p>
+        </w:tc>
+      </w:tr>
+    </w:tbl>
+    <w:p/>
+    <w:p>
+      <w:pPr>
+        <w:pStyle w:val="Heading1"/>
+      </w:pPr>
+      <w:r>
+        <w:t>14. Data Cleaning Summary</w:t>
+      </w:r>
+    </w:p>
+    <w:p>
+      <w:r>
+        <w:t>Before creating the Tableau dashboard, the data was cleaned and prepared using Python. Main cleaning steps included:</w:t>
+      </w:r>
+    </w:p>
+    <w:p>
+      <w:pPr>
+        <w:pStyle w:val="ListBullet"/>
+        <w:tabs>
+          <w:tab w:val="num" w:pos="360"/>
+        </w:tabs>
+      </w:pPr>
+      <w:r>
+        <w:t>Removed duplicate records.</w:t>
+      </w:r>
+    </w:p>
+    <w:p>
+      <w:pPr>
+        <w:pStyle w:val="ListBullet"/>
+        <w:tabs>
+          <w:tab w:val="num" w:pos="360"/>
+        </w:tabs>
+      </w:pPr>
+      <w:r>
+        <w:t>Standardized column names.</w:t>
+      </w:r>
+    </w:p>
+    <w:p>
+      <w:pPr>
+        <w:pStyle w:val="ListBullet"/>
+        <w:tabs>
+          <w:tab w:val="num" w:pos="360"/>
+        </w:tabs>
+      </w:pPr>
+      <w:r>
+        <w:t>Converted date/time fields into proper datetime format.</w:t>
+      </w:r>
+    </w:p>
+    <w:p>
+      <w:pPr>
+        <w:pStyle w:val="ListBullet"/>
+        <w:tabs>
+          <w:tab w:val="num" w:pos="360"/>
+        </w:tabs>
+      </w:pPr>
+      <w:r>
+        <w:t xml:space="preserve">Extracted </w:t>
       </w:r>
       <w:proofErr w:type="spellStart"/>
       <w:r>
@@ -94,40 +4710,603 @@
       </w:r>
       <w:proofErr w:type="spellEnd"/>
       <w:r>
-        <w:t xml:space="preserve"> and state information from the address which can be used for geographic dimension </w:t>
-      </w:r>
-    </w:p>
-    <w:p>
-      <w:pPr>
-        <w:pStyle w:val="ListParagraph"/>
-        <w:numPr>
-          <w:ilvl w:val="1"/>
-          <w:numId w:val="1"/>
-        </w:numPr>
-      </w:pPr>
-      <w:r>
-        <w:t>Update the formatting for the address</w:t>
-      </w:r>
-    </w:p>
-    <w:p>
-      <w:pPr>
-        <w:pStyle w:val="ListParagraph"/>
-        <w:numPr>
-          <w:ilvl w:val="0"/>
-          <w:numId w:val="1"/>
-        </w:numPr>
-      </w:pPr>
-      <w:r>
-        <w:t xml:space="preserve">Created sets in Tableau to remove any null values in dimension fields </w:t>
-      </w:r>
-      <w:r>
-        <w:t xml:space="preserve"> </w:t>
+        <w:t xml:space="preserve"> from incident address.</w:t>
+      </w:r>
+    </w:p>
+    <w:p>
+      <w:pPr>
+        <w:pStyle w:val="ListBullet"/>
+        <w:tabs>
+          <w:tab w:val="num" w:pos="360"/>
+        </w:tabs>
+      </w:pPr>
+      <w:r>
+        <w:t xml:space="preserve">Created city/location information from </w:t>
+      </w:r>
+      <w:proofErr w:type="spellStart"/>
+      <w:r>
+        <w:t>zipcode</w:t>
+      </w:r>
+      <w:proofErr w:type="spellEnd"/>
+      <w:r>
+        <w:t>.</w:t>
+      </w:r>
+    </w:p>
+    <w:p>
+      <w:pPr>
+        <w:pStyle w:val="ListBullet"/>
+        <w:tabs>
+          <w:tab w:val="num" w:pos="360"/>
+        </w:tabs>
+      </w:pPr>
+      <w:r>
+        <w:t>Created category dimension table.</w:t>
+      </w:r>
+    </w:p>
+    <w:p>
+      <w:pPr>
+        <w:pStyle w:val="ListBullet"/>
+        <w:tabs>
+          <w:tab w:val="num" w:pos="360"/>
+        </w:tabs>
+      </w:pPr>
+      <w:r>
+        <w:t>Created date dimension table.</w:t>
+      </w:r>
+    </w:p>
+    <w:p>
+      <w:pPr>
+        <w:pStyle w:val="ListBullet"/>
+        <w:tabs>
+          <w:tab w:val="num" w:pos="360"/>
+        </w:tabs>
+      </w:pPr>
+      <w:r>
+        <w:t>Created fact table for incident-level analysis.</w:t>
+      </w:r>
+    </w:p>
+    <w:p>
+      <w:pPr>
+        <w:pStyle w:val="ListBullet"/>
+        <w:tabs>
+          <w:tab w:val="num" w:pos="360"/>
+        </w:tabs>
+      </w:pPr>
+      <w:r>
+        <w:t>Created response time calculations.</w:t>
+      </w:r>
+    </w:p>
+    <w:p>
+      <w:pPr>
+        <w:pStyle w:val="ListBullet"/>
+        <w:tabs>
+          <w:tab w:val="num" w:pos="360"/>
+        </w:tabs>
+      </w:pPr>
+      <w:r>
+        <w:t>Checked missing values in important date/time fields.</w:t>
+      </w:r>
+    </w:p>
+    <w:p>
+      <w:pPr>
+        <w:pStyle w:val="ListBullet"/>
+        <w:tabs>
+          <w:tab w:val="num" w:pos="360"/>
+        </w:tabs>
+      </w:pPr>
+      <w:r>
+        <w:t>Reviewed negative or unusually high response time values.</w:t>
+      </w:r>
+    </w:p>
+    <w:p>
+      <w:pPr>
+        <w:pStyle w:val="ListBullet"/>
+        <w:tabs>
+          <w:tab w:val="num" w:pos="360"/>
+        </w:tabs>
+      </w:pPr>
+      <w:r>
+        <w:t>Prepared cleaned Excel files for Tableau reporting.</w:t>
+      </w:r>
+    </w:p>
+    <w:p>
+      <w:pPr>
+        <w:pStyle w:val="Heading1"/>
+      </w:pPr>
+      <w:r>
+        <w:t>15. Known Data Quality Notes</w:t>
+      </w:r>
+    </w:p>
+    <w:p>
+      <w:pPr>
+        <w:pStyle w:val="ListBullet"/>
+        <w:tabs>
+          <w:tab w:val="num" w:pos="360"/>
+        </w:tabs>
+      </w:pPr>
+      <w:r>
+        <w:t>Some records may have missing station information.</w:t>
+      </w:r>
+    </w:p>
+    <w:p>
+      <w:pPr>
+        <w:pStyle w:val="ListBullet"/>
+        <w:tabs>
+          <w:tab w:val="num" w:pos="360"/>
+        </w:tabs>
+      </w:pPr>
+      <w:r>
+        <w:t>Some records may show Null values for station.</w:t>
+      </w:r>
+    </w:p>
+    <w:p>
+      <w:pPr>
+        <w:pStyle w:val="ListBullet"/>
+        <w:tabs>
+          <w:tab w:val="num" w:pos="360"/>
+        </w:tabs>
+      </w:pPr>
+      <w:r>
+        <w:t>Some response time values may be unusually high and should be reviewed as outliers.</w:t>
+      </w:r>
+    </w:p>
+    <w:p>
+      <w:pPr>
+        <w:pStyle w:val="ListBullet"/>
+        <w:tabs>
+          <w:tab w:val="num" w:pos="360"/>
+        </w:tabs>
+      </w:pPr>
+      <w:r>
+        <w:t>Negative response times may indicate incorrect timestamp order in the source data.</w:t>
+      </w:r>
+    </w:p>
+    <w:p>
+      <w:pPr>
+        <w:pStyle w:val="ListBullet"/>
+        <w:tabs>
+          <w:tab w:val="num" w:pos="360"/>
+        </w:tabs>
+      </w:pPr>
+      <w:r>
+        <w:t xml:space="preserve">Some city values may be based on </w:t>
+      </w:r>
+      <w:proofErr w:type="spellStart"/>
+      <w:r>
+        <w:t>zipcode</w:t>
+      </w:r>
+      <w:proofErr w:type="spellEnd"/>
+      <w:r>
+        <w:t xml:space="preserve"> mapping.</w:t>
+      </w:r>
+    </w:p>
+    <w:p>
+      <w:pPr>
+        <w:pStyle w:val="ListBullet"/>
+        <w:tabs>
+          <w:tab w:val="num" w:pos="360"/>
+        </w:tabs>
+      </w:pPr>
+      <w:r>
+        <w:t xml:space="preserve">If Arrival </w:t>
+      </w:r>
+      <w:proofErr w:type="spellStart"/>
+      <w:r>
+        <w:t>DateTime</w:t>
+      </w:r>
+      <w:proofErr w:type="spellEnd"/>
+      <w:r>
+        <w:t xml:space="preserve"> is missing, total response time cannot be calculated.</w:t>
+      </w:r>
+    </w:p>
+    <w:p>
+      <w:pPr>
+        <w:pStyle w:val="ListBullet"/>
+        <w:tabs>
+          <w:tab w:val="num" w:pos="360"/>
+        </w:tabs>
+      </w:pPr>
+      <w:r>
+        <w:t xml:space="preserve">If Enroute </w:t>
+      </w:r>
+      <w:proofErr w:type="spellStart"/>
+      <w:r>
+        <w:t>DateTime</w:t>
+      </w:r>
+      <w:proofErr w:type="spellEnd"/>
+      <w:r>
+        <w:t xml:space="preserve"> is missing, travel time cannot be calculated.</w:t>
+      </w:r>
+    </w:p>
+    <w:p>
+      <w:pPr>
+        <w:pStyle w:val="ListBullet"/>
+        <w:tabs>
+          <w:tab w:val="num" w:pos="360"/>
+        </w:tabs>
+      </w:pPr>
+      <w:r>
+        <w:t xml:space="preserve">If Alarm </w:t>
+      </w:r>
+      <w:proofErr w:type="spellStart"/>
+      <w:r>
+        <w:t>DateTime</w:t>
+      </w:r>
+      <w:proofErr w:type="spellEnd"/>
+      <w:r>
+        <w:t xml:space="preserve"> is missing, alarm handling time or turnout time may not be calculated.</w:t>
+      </w:r>
+    </w:p>
+    <w:p>
+      <w:pPr>
+        <w:sectPr>
+          <w:footerReference w:type="default" r:id="rId5"/>
+          <w:pgSz w:w="12240" w:h="15840"/>
+          <w:pgMar w:top="864" w:right="936" w:bottom="792" w:left="936" w:header="720" w:footer="720" w:gutter="0"/>
+          <w:cols w:space="720"/>
+          <w:docGrid w:linePitch="360"/>
+        </w:sectPr>
+      </w:pPr>
+    </w:p>
+    <w:p>
+      <w:pPr>
+        <w:pStyle w:val="Heading1"/>
+      </w:pPr>
+      <w:r>
+        <w:lastRenderedPageBreak/>
+        <w:t>Appendix A: Dashboard Screenshots</w:t>
+      </w:r>
+    </w:p>
+    <w:p>
+      <w:r>
+        <w:rPr>
+          <w:b/>
+        </w:rPr>
+        <w:t>Figure 1: Summary dashboard sheet</w:t>
+      </w:r>
+    </w:p>
+    <w:p>
+      <w:r>
+        <w:rPr>
+          <w:noProof/>
+        </w:rPr>
+        <w:drawing>
+          <wp:inline distT="0" distB="0" distL="0" distR="0" wp14:anchorId="5D4F4C87" wp14:editId="4637CF27">
+            <wp:extent cx="6583680" cy="4418430"/>
+            <wp:effectExtent l="0" t="0" r="0" b="0"/>
+            <wp:docPr id="1" name="Picture 1"/>
+            <wp:cNvGraphicFramePr>
+              <a:graphicFrameLocks xmlns:a="http://schemas.openxmlformats.org/drawingml/2006/main" noChangeAspect="1"/>
+            </wp:cNvGraphicFramePr>
+            <a:graphic xmlns:a="http://schemas.openxmlformats.org/drawingml/2006/main">
+              <a:graphicData uri="http://schemas.openxmlformats.org/drawingml/2006/picture">
+                <pic:pic xmlns:pic="http://schemas.openxmlformats.org/drawingml/2006/picture">
+                  <pic:nvPicPr>
+                    <pic:cNvPr id="0" name="Screenshot 2026-06-21 at 2.34.11 AM.png"/>
+                    <pic:cNvPicPr/>
+                  </pic:nvPicPr>
+                  <pic:blipFill>
+                    <a:blip r:embed="rId6"/>
+                    <a:stretch>
+                      <a:fillRect/>
+                    </a:stretch>
+                  </pic:blipFill>
+                  <pic:spPr>
+                    <a:xfrm>
+                      <a:off x="0" y="0"/>
+                      <a:ext cx="6583680" cy="4418430"/>
+                    </a:xfrm>
+                    <a:prstGeom prst="rect">
+                      <a:avLst/>
+                    </a:prstGeom>
+                  </pic:spPr>
+                </pic:pic>
+              </a:graphicData>
+            </a:graphic>
+          </wp:inline>
+        </w:drawing>
+      </w:r>
+    </w:p>
+    <w:p>
+      <w:r>
+        <w:br w:type="page"/>
+      </w:r>
+    </w:p>
+    <w:p>
+      <w:r>
+        <w:rPr>
+          <w:b/>
+        </w:rPr>
+        <w:lastRenderedPageBreak/>
+        <w:t>Figure 2: Station and Response Performance dashboard sheet</w:t>
+      </w:r>
+    </w:p>
+    <w:p>
+      <w:r>
+        <w:rPr>
+          <w:noProof/>
+        </w:rPr>
+        <w:drawing>
+          <wp:inline distT="0" distB="0" distL="0" distR="0" wp14:anchorId="6612EB86" wp14:editId="7EE26425">
+            <wp:extent cx="6583680" cy="4358364"/>
+            <wp:effectExtent l="0" t="0" r="0" b="0"/>
+            <wp:docPr id="2" name="Picture 2"/>
+            <wp:cNvGraphicFramePr>
+              <a:graphicFrameLocks xmlns:a="http://schemas.openxmlformats.org/drawingml/2006/main" noChangeAspect="1"/>
+            </wp:cNvGraphicFramePr>
+            <a:graphic xmlns:a="http://schemas.openxmlformats.org/drawingml/2006/main">
+              <a:graphicData uri="http://schemas.openxmlformats.org/drawingml/2006/picture">
+                <pic:pic xmlns:pic="http://schemas.openxmlformats.org/drawingml/2006/picture">
+                  <pic:nvPicPr>
+                    <pic:cNvPr id="0" name="Screenshot 2026-06-21 at 2.34.24 AM.png"/>
+                    <pic:cNvPicPr/>
+                  </pic:nvPicPr>
+                  <pic:blipFill>
+                    <a:blip r:embed="rId7"/>
+                    <a:stretch>
+                      <a:fillRect/>
+                    </a:stretch>
+                  </pic:blipFill>
+                  <pic:spPr>
+                    <a:xfrm>
+                      <a:off x="0" y="0"/>
+                      <a:ext cx="6583680" cy="4358364"/>
+                    </a:xfrm>
+                    <a:prstGeom prst="rect">
+                      <a:avLst/>
+                    </a:prstGeom>
+                  </pic:spPr>
+                </pic:pic>
+              </a:graphicData>
+            </a:graphic>
+          </wp:inline>
+        </w:drawing>
+      </w:r>
+    </w:p>
+    <w:p>
+      <w:r>
+        <w:br w:type="page"/>
+      </w:r>
+    </w:p>
+    <w:p>
+      <w:r>
+        <w:rPr>
+          <w:b/>
+        </w:rPr>
+        <w:lastRenderedPageBreak/>
+        <w:t>Figure 3: Incident Volume Trends dashboard sheet</w:t>
+      </w:r>
+    </w:p>
+    <w:p>
+      <w:r>
+        <w:rPr>
+          <w:noProof/>
+        </w:rPr>
+        <w:drawing>
+          <wp:inline distT="0" distB="0" distL="0" distR="0" wp14:anchorId="4E28D1EE" wp14:editId="0F0A8648">
+            <wp:extent cx="6583680" cy="4394579"/>
+            <wp:effectExtent l="0" t="0" r="0" b="0"/>
+            <wp:docPr id="3" name="Picture 3"/>
+            <wp:cNvGraphicFramePr>
+              <a:graphicFrameLocks xmlns:a="http://schemas.openxmlformats.org/drawingml/2006/main" noChangeAspect="1"/>
+            </wp:cNvGraphicFramePr>
+            <a:graphic xmlns:a="http://schemas.openxmlformats.org/drawingml/2006/main">
+              <a:graphicData uri="http://schemas.openxmlformats.org/drawingml/2006/picture">
+                <pic:pic xmlns:pic="http://schemas.openxmlformats.org/drawingml/2006/picture">
+                  <pic:nvPicPr>
+                    <pic:cNvPr id="0" name="Screenshot 2026-06-21 at 2.34.31 AM.png"/>
+                    <pic:cNvPicPr/>
+                  </pic:nvPicPr>
+                  <pic:blipFill>
+                    <a:blip r:embed="rId8"/>
+                    <a:stretch>
+                      <a:fillRect/>
+                    </a:stretch>
+                  </pic:blipFill>
+                  <pic:spPr>
+                    <a:xfrm>
+                      <a:off x="0" y="0"/>
+                      <a:ext cx="6583680" cy="4394579"/>
+                    </a:xfrm>
+                    <a:prstGeom prst="rect">
+                      <a:avLst/>
+                    </a:prstGeom>
+                  </pic:spPr>
+                </pic:pic>
+              </a:graphicData>
+            </a:graphic>
+          </wp:inline>
+        </w:drawing>
       </w:r>
     </w:p>
     <w:p>
       <w:pPr>
         <w:ind w:left="360"/>
-      </w:pPr>
+        <w:rPr>
+          <w:color w:val="000000" w:themeColor="text1"/>
+          <w:sz w:val="20"/>
+          <w:szCs w:val="16"/>
+        </w:rPr>
+      </w:pPr>
+    </w:p>
+    <w:p>
+      <w:pPr>
+        <w:ind w:left="360"/>
+        <w:rPr>
+          <w:color w:val="000000" w:themeColor="text1"/>
+          <w:sz w:val="20"/>
+          <w:szCs w:val="16"/>
+        </w:rPr>
+      </w:pPr>
+    </w:p>
+    <w:p>
+      <w:pPr>
+        <w:ind w:left="360"/>
+        <w:rPr>
+          <w:color w:val="000000" w:themeColor="text1"/>
+          <w:sz w:val="20"/>
+          <w:szCs w:val="16"/>
+        </w:rPr>
+      </w:pPr>
+    </w:p>
+    <w:p>
+      <w:pPr>
+        <w:ind w:left="360"/>
+        <w:rPr>
+          <w:color w:val="000000" w:themeColor="text1"/>
+          <w:sz w:val="20"/>
+          <w:szCs w:val="16"/>
+        </w:rPr>
+      </w:pPr>
+    </w:p>
+    <w:p>
+      <w:pPr>
+        <w:ind w:left="360"/>
+        <w:rPr>
+          <w:color w:val="000000" w:themeColor="text1"/>
+          <w:sz w:val="20"/>
+          <w:szCs w:val="16"/>
+        </w:rPr>
+      </w:pPr>
+    </w:p>
+    <w:p>
+      <w:pPr>
+        <w:ind w:left="360"/>
+        <w:rPr>
+          <w:color w:val="000000" w:themeColor="text1"/>
+          <w:sz w:val="20"/>
+          <w:szCs w:val="16"/>
+        </w:rPr>
+      </w:pPr>
+    </w:p>
+    <w:p>
+      <w:pPr>
+        <w:ind w:left="360"/>
+        <w:rPr>
+          <w:color w:val="000000" w:themeColor="text1"/>
+          <w:sz w:val="20"/>
+          <w:szCs w:val="16"/>
+        </w:rPr>
+      </w:pPr>
+    </w:p>
+    <w:p>
+      <w:pPr>
+        <w:ind w:left="360"/>
+        <w:rPr>
+          <w:color w:val="000000" w:themeColor="text1"/>
+          <w:sz w:val="20"/>
+          <w:szCs w:val="16"/>
+        </w:rPr>
+      </w:pPr>
+    </w:p>
+    <w:p>
+      <w:pPr>
+        <w:ind w:left="360"/>
+        <w:rPr>
+          <w:color w:val="000000" w:themeColor="text1"/>
+          <w:sz w:val="20"/>
+          <w:szCs w:val="16"/>
+        </w:rPr>
+      </w:pPr>
+    </w:p>
+    <w:p>
+      <w:pPr>
+        <w:ind w:left="360"/>
+        <w:rPr>
+          <w:color w:val="000000" w:themeColor="text1"/>
+          <w:sz w:val="20"/>
+          <w:szCs w:val="16"/>
+        </w:rPr>
+      </w:pPr>
+    </w:p>
+    <w:p>
+      <w:pPr>
+        <w:ind w:left="360"/>
+        <w:rPr>
+          <w:color w:val="000000" w:themeColor="text1"/>
+          <w:sz w:val="20"/>
+          <w:szCs w:val="16"/>
+        </w:rPr>
+      </w:pPr>
+    </w:p>
+    <w:p>
+      <w:pPr>
+        <w:ind w:left="360"/>
+        <w:rPr>
+          <w:color w:val="000000" w:themeColor="text1"/>
+          <w:sz w:val="20"/>
+          <w:szCs w:val="16"/>
+        </w:rPr>
+      </w:pPr>
+    </w:p>
+    <w:p>
+      <w:pPr>
+        <w:ind w:left="360"/>
+        <w:rPr>
+          <w:b/>
+          <w:bCs/>
+          <w:color w:val="000000" w:themeColor="text1"/>
+        </w:rPr>
+      </w:pPr>
+      <w:r>
+        <w:rPr>
+          <w:b/>
+          <w:bCs/>
+          <w:color w:val="000000" w:themeColor="text1"/>
+        </w:rPr>
+        <w:lastRenderedPageBreak/>
+        <w:t>Figure 4: Details Table dashboard sheet</w:t>
+      </w:r>
+    </w:p>
+    <w:p>
+      <w:pPr>
+        <w:ind w:left="360"/>
+        <w:rPr>
+          <w:b/>
+          <w:bCs/>
+          <w:color w:val="000000" w:themeColor="text1"/>
+        </w:rPr>
+      </w:pPr>
+      <w:r>
+        <w:rPr>
+          <w:noProof/>
+        </w:rPr>
+        <w:drawing>
+          <wp:inline distT="0" distB="0" distL="0" distR="0" wp14:anchorId="15CD5078" wp14:editId="22C898D9">
+            <wp:extent cx="5943600" cy="3335266"/>
+            <wp:effectExtent l="0" t="0" r="0" b="5080"/>
+            <wp:docPr id="4" name="Picture 4"/>
+            <wp:cNvGraphicFramePr>
+              <a:graphicFrameLocks xmlns:a="http://schemas.openxmlformats.org/drawingml/2006/main" noChangeAspect="1"/>
+            </wp:cNvGraphicFramePr>
+            <a:graphic xmlns:a="http://schemas.openxmlformats.org/drawingml/2006/main">
+              <a:graphicData uri="http://schemas.openxmlformats.org/drawingml/2006/picture">
+                <pic:pic xmlns:pic="http://schemas.openxmlformats.org/drawingml/2006/picture">
+                  <pic:nvPicPr>
+                    <pic:cNvPr id="0" name="Screenshot 2026-06-21 at 9.02.40 AM.png"/>
+                    <pic:cNvPicPr/>
+                  </pic:nvPicPr>
+                  <pic:blipFill>
+                    <a:blip r:embed="rId9"/>
+                    <a:stretch>
+                      <a:fillRect/>
+                    </a:stretch>
+                  </pic:blipFill>
+                  <pic:spPr>
+                    <a:xfrm>
+                      <a:off x="0" y="0"/>
+                      <a:ext cx="5943600" cy="3335266"/>
+                    </a:xfrm>
+                    <a:prstGeom prst="rect">
+                      <a:avLst/>
+                    </a:prstGeom>
+                  </pic:spPr>
+                </pic:pic>
+              </a:graphicData>
+            </a:graphic>
+          </wp:inline>
+        </w:drawing>
+      </w:r>
     </w:p>
     <w:sectPr>
       <w:pgSz w:w="12240" w:h="15840"/>
@@ -139,9 +5318,69 @@
 </w:document>
 </file>
 
+<file path=word/footer1.xml><?xml version="1.0" encoding="utf-8"?>
+<w:ftr xmlns:wpc="http://schemas.microsoft.com/office/word/2010/wordprocessingCanvas" xmlns:cx="http://schemas.microsoft.com/office/drawing/2014/chartex" xmlns:cx1="http://schemas.microsoft.com/office/drawing/2015/9/8/chartex" xmlns:cx2="http://schemas.microsoft.com/office/drawing/2015/10/21/chartex" xmlns:cx3="http://schemas.microsoft.com/office/drawing/2016/5/9/chartex" xmlns:cx4="http://schemas.microsoft.com/office/drawing/2016/5/10/chartex" xmlns:cx5="http://schemas.microsoft.com/office/drawing/2016/5/11/chartex" xmlns:cx6="http://schemas.microsoft.com/office/drawing/2016/5/12/chartex" xmlns:cx7="http://schemas.microsoft.com/office/drawing/2016/5/13/chartex" xmlns:cx8="http://schemas.microsoft.com/office/drawing/2016/5/14/chartex" xmlns:mc="http://schemas.openxmlformats.org/markup-compatibility/2006" xmlns:m="http://schemas.openxmlformats.org/officeDocument/2006/math" xmlns:aink="http://schemas.microsoft.com/office/drawing/2016/ink" xmlns:am3d="http://schemas.microsoft.com/office/drawing/2017/model3d" xmlns:oel="http://schemas.microsoft.com/office/2019/extlst" xmlns:r="http://schemas.openxmlformats.org/officeDocument/2006/relationships" xmlns:wp14="http://schemas.microsoft.com/office/word/2010/wordprocessingDrawing" xmlns:wp="http://schemas.openxmlformats.org/drawingml/2006/wordprocessingDrawing" xmlns:wpg="http://schemas.microsoft.com/office/word/2010/wordprocessingGroup" xmlns:wpi="http://schemas.microsoft.com/office/word/2010/wordprocessingInk" xmlns:wps="http://schemas.microsoft.com/office/word/2010/wordprocessingShape" xmlns:o="urn:schemas-microsoft-com:office:office" xmlns:v="urn:schemas-microsoft-com:vml" xmlns:w10="urn:schemas-microsoft-com:office:word" xmlns:w="http://schemas.openxmlformats.org/wordprocessingml/2006/main" xmlns:w14="http://schemas.microsoft.com/office/word/2010/wordml" xmlns:w15="http://schemas.microsoft.com/office/word/2012/wordml" xmlns:w16cex="http://schemas.microsoft.com/office/word/2018/wordml/cex" xmlns:w16cid="http://schemas.microsoft.com/office/word/2016/wordml/cid" xmlns:w16="http://schemas.microsoft.com/office/word/2018/wordml" xmlns:w16sdtdh="http://schemas.microsoft.com/office/word/2020/wordml/sdtdatahash" xmlns:w16sdtfl="http://schemas.microsoft.com/office/word/2024/wordml/sdtformatlock" xmlns:w16se="http://schemas.microsoft.com/office/word/2015/wordml/symex" xmlns:w16du="http://schemas.microsoft.com/office/word/2023/wordml/word16du" xmlns:wne="http://schemas.microsoft.com/office/word/2006/wordml" mc:Ignorable="w14 w15 w16se w16cid w16 w16cex w16sdtdh w16sdtfl w16du wp14">
+  <w:p>
+    <w:pPr>
+      <w:pStyle w:val="Footer"/>
+      <w:jc w:val="center"/>
+    </w:pPr>
+    <w:r>
+      <w:rPr>
+        <w:color w:val="666666"/>
+        <w:sz w:val="16"/>
+      </w:rPr>
+      <w:t>Fire Department Dashboard Documentation</w:t>
+    </w:r>
+  </w:p>
+</w:ftr>
+</file>
+
 <file path=word/numbering.xml><?xml version="1.0" encoding="utf-8"?>
 <w:numbering xmlns:wpc="http://schemas.microsoft.com/office/word/2010/wordprocessingCanvas" xmlns:cx="http://schemas.microsoft.com/office/drawing/2014/chartex" xmlns:cx1="http://schemas.microsoft.com/office/drawing/2015/9/8/chartex" xmlns:cx2="http://schemas.microsoft.com/office/drawing/2015/10/21/chartex" xmlns:cx3="http://schemas.microsoft.com/office/drawing/2016/5/9/chartex" xmlns:cx4="http://schemas.microsoft.com/office/drawing/2016/5/10/chartex" xmlns:cx5="http://schemas.microsoft.com/office/drawing/2016/5/11/chartex" xmlns:cx6="http://schemas.microsoft.com/office/drawing/2016/5/12/chartex" xmlns:cx7="http://schemas.microsoft.com/office/drawing/2016/5/13/chartex" xmlns:cx8="http://schemas.microsoft.com/office/drawing/2016/5/14/chartex" xmlns:mc="http://schemas.openxmlformats.org/markup-compatibility/2006" xmlns:m="http://schemas.openxmlformats.org/officeDocument/2006/math" xmlns:aink="http://schemas.microsoft.com/office/drawing/2016/ink" xmlns:am3d="http://schemas.microsoft.com/office/drawing/2017/model3d" xmlns:oel="http://schemas.microsoft.com/office/2019/extlst" xmlns:r="http://schemas.openxmlformats.org/officeDocument/2006/relationships" xmlns:wp14="http://schemas.microsoft.com/office/word/2010/wordprocessingDrawing" xmlns:wp="http://schemas.openxmlformats.org/drawingml/2006/wordprocessingDrawing" xmlns:wpg="http://schemas.microsoft.com/office/word/2010/wordprocessingGroup" xmlns:wpi="http://schemas.microsoft.com/office/word/2010/wordprocessingInk" xmlns:wps="http://schemas.microsoft.com/office/word/2010/wordprocessingShape" xmlns:o="urn:schemas-microsoft-com:office:office" xmlns:v="urn:schemas-microsoft-com:vml" xmlns:w10="urn:schemas-microsoft-com:office:word" xmlns:w="http://schemas.openxmlformats.org/wordprocessingml/2006/main" xmlns:w14="http://schemas.microsoft.com/office/word/2010/wordml" xmlns:w15="http://schemas.microsoft.com/office/word/2012/wordml" xmlns:w16cex="http://schemas.microsoft.com/office/word/2018/wordml/cex" xmlns:w16cid="http://schemas.microsoft.com/office/word/2016/wordml/cid" xmlns:w16="http://schemas.microsoft.com/office/word/2018/wordml" xmlns:w16sdtdh="http://schemas.microsoft.com/office/word/2020/wordml/sdtdatahash" xmlns:w16sdtfl="http://schemas.microsoft.com/office/word/2024/wordml/sdtformatlock" xmlns:w16se="http://schemas.microsoft.com/office/word/2015/wordml/symex" xmlns:w16du="http://schemas.microsoft.com/office/word/2023/wordml/word16du" xmlns:wne="http://schemas.microsoft.com/office/word/2006/wordml" mc:Ignorable="w14 w15 w16se w16cid w16 w16cex w16sdtdh w16sdtfl w16du wp14">
   <w:abstractNum w:abstractNumId="0" w15:restartNumberingAfterBreak="0">
+    <w:nsid w:val="FFFFFF83"/>
+    <w:multiLevelType w:val="singleLevel"/>
+    <w:tmpl w:val="3D1EFFD4"/>
+    <w:lvl w:ilvl="0">
+      <w:start w:val="1"/>
+      <w:numFmt w:val="bullet"/>
+      <w:pStyle w:val="ListBullet2"/>
+      <w:lvlText w:val=""/>
+      <w:lvlJc w:val="left"/>
+      <w:pPr>
+        <w:tabs>
+          <w:tab w:val="num" w:pos="720"/>
+        </w:tabs>
+        <w:ind w:left="720" w:hanging="360"/>
+      </w:pPr>
+      <w:rPr>
+        <w:rFonts w:ascii="Symbol" w:hAnsi="Symbol" w:hint="default"/>
+      </w:rPr>
+    </w:lvl>
+  </w:abstractNum>
+  <w:abstractNum w:abstractNumId="1" w15:restartNumberingAfterBreak="0">
+    <w:nsid w:val="FFFFFF89"/>
+    <w:multiLevelType w:val="singleLevel"/>
+    <w:tmpl w:val="CBC849CE"/>
+    <w:lvl w:ilvl="0">
+      <w:start w:val="1"/>
+      <w:numFmt w:val="bullet"/>
+      <w:pStyle w:val="ListBullet"/>
+      <w:lvlText w:val=""/>
+      <w:lvlJc w:val="left"/>
+      <w:pPr>
+        <w:tabs>
+          <w:tab w:val="num" w:pos="360"/>
+        </w:tabs>
+        <w:ind w:left="360" w:hanging="360"/>
+      </w:pPr>
+      <w:rPr>
+        <w:rFonts w:ascii="Symbol" w:hAnsi="Symbol" w:hint="default"/>
+      </w:rPr>
+    </w:lvl>
+  </w:abstractNum>
+  <w:abstractNum w:abstractNumId="2" w15:restartNumberingAfterBreak="0">
     <w:nsid w:val="15B45EC0"/>
     <w:multiLevelType w:val="hybridMultilevel"/>
     <w:tmpl w:val="031814EC"/>
@@ -231,6 +5470,12 @@
     </w:lvl>
   </w:abstractNum>
   <w:num w:numId="1" w16cid:durableId="384257739">
+    <w:abstractNumId w:val="2"/>
+  </w:num>
+  <w:num w:numId="2" w16cid:durableId="1157184372">
+    <w:abstractNumId w:val="1"/>
+  </w:num>
+  <w:num w:numId="3" w16cid:durableId="1685981645">
     <w:abstractNumId w:val="0"/>
   </w:num>
 </w:numbering>
@@ -410,7 +5655,7 @@
     <w:lsdException w:name="Table Web 2" w:semiHidden="1" w:unhideWhenUsed="1"/>
     <w:lsdException w:name="Table Web 3" w:semiHidden="1" w:unhideWhenUsed="1"/>
     <w:lsdException w:name="Balloon Text" w:semiHidden="1" w:unhideWhenUsed="1"/>
-    <w:lsdException w:name="Table Grid" w:uiPriority="39"/>
+    <w:lsdException w:name="Table Grid" w:uiPriority="59"/>
     <w:lsdException w:name="Table Theme" w:semiHidden="1" w:unhideWhenUsed="1"/>
     <w:lsdException w:name="Placeholder Text" w:semiHidden="1"/>
     <w:lsdException w:name="No Spacing" w:uiPriority="1" w:qFormat="1"/>
@@ -667,7 +5912,6 @@
     <w:next w:val="Normal"/>
     <w:link w:val="Heading2Char"/>
     <w:uiPriority w:val="9"/>
-    <w:semiHidden/>
     <w:unhideWhenUsed/>
     <w:qFormat/>
     <w:rsid w:val="00EA3D60"/>
@@ -842,7 +6086,6 @@
   <w:style w:type="character" w:default="1" w:styleId="DefaultParagraphFont">
     <w:name w:val="Default Paragraph Font"/>
     <w:uiPriority w:val="1"/>
-    <w:semiHidden/>
     <w:unhideWhenUsed/>
   </w:style>
   <w:style w:type="table" w:default="1" w:styleId="TableNormal">
@@ -884,7 +6127,6 @@
     <w:basedOn w:val="DefaultParagraphFont"/>
     <w:link w:val="Heading2"/>
     <w:uiPriority w:val="9"/>
-    <w:semiHidden/>
     <w:rsid w:val="00EA3D60"/>
     <w:rPr>
       <w:rFonts w:asciiTheme="majorHAnsi" w:eastAsiaTheme="majorEastAsia" w:hAnsiTheme="majorHAnsi" w:cstheme="majorBidi"/>
@@ -1156,6 +6398,122 @@
       <w:smallCaps/>
       <w:color w:val="0F4761" w:themeColor="accent1" w:themeShade="BF"/>
       <w:spacing w:val="5"/>
+    </w:rPr>
+  </w:style>
+  <w:style w:type="paragraph" w:styleId="Footer">
+    <w:name w:val="footer"/>
+    <w:basedOn w:val="Normal"/>
+    <w:link w:val="FooterChar"/>
+    <w:uiPriority w:val="99"/>
+    <w:unhideWhenUsed/>
+    <w:rsid w:val="00863FFB"/>
+    <w:pPr>
+      <w:tabs>
+        <w:tab w:val="center" w:pos="4680"/>
+        <w:tab w:val="right" w:pos="9360"/>
+      </w:tabs>
+      <w:spacing w:after="0" w:line="240" w:lineRule="auto"/>
+    </w:pPr>
+    <w:rPr>
+      <w:rFonts w:ascii="Calibri" w:eastAsia="Calibri" w:hAnsi="Calibri" w:cstheme="minorBidi"/>
+      <w:kern w:val="0"/>
+      <w:sz w:val="20"/>
+      <w:szCs w:val="22"/>
+      <w:lang w:bidi="ar-SA"/>
+      <w14:ligatures w14:val="none"/>
+    </w:rPr>
+  </w:style>
+  <w:style w:type="character" w:customStyle="1" w:styleId="FooterChar">
+    <w:name w:val="Footer Char"/>
+    <w:basedOn w:val="DefaultParagraphFont"/>
+    <w:link w:val="Footer"/>
+    <w:uiPriority w:val="99"/>
+    <w:rsid w:val="00863FFB"/>
+    <w:rPr>
+      <w:rFonts w:ascii="Calibri" w:eastAsia="Calibri" w:hAnsi="Calibri"/>
+      <w:kern w:val="0"/>
+      <w:sz w:val="20"/>
+      <w:szCs w:val="22"/>
+      <w:lang w:bidi="ar-SA"/>
+      <w14:ligatures w14:val="none"/>
+    </w:rPr>
+  </w:style>
+  <w:style w:type="paragraph" w:styleId="ListBullet">
+    <w:name w:val="List Bullet"/>
+    <w:basedOn w:val="Normal"/>
+    <w:uiPriority w:val="99"/>
+    <w:unhideWhenUsed/>
+    <w:rsid w:val="00863FFB"/>
+    <w:pPr>
+      <w:numPr>
+        <w:numId w:val="2"/>
+      </w:numPr>
+      <w:tabs>
+        <w:tab w:val="clear" w:pos="360"/>
+      </w:tabs>
+      <w:spacing w:after="200" w:line="276" w:lineRule="auto"/>
+      <w:contextualSpacing/>
+    </w:pPr>
+    <w:rPr>
+      <w:rFonts w:ascii="Calibri" w:eastAsia="Calibri" w:hAnsi="Calibri" w:cstheme="minorBidi"/>
+      <w:kern w:val="0"/>
+      <w:sz w:val="20"/>
+      <w:szCs w:val="22"/>
+      <w:lang w:bidi="ar-SA"/>
+      <w14:ligatures w14:val="none"/>
+    </w:rPr>
+  </w:style>
+  <w:style w:type="table" w:styleId="TableGrid">
+    <w:name w:val="Table Grid"/>
+    <w:basedOn w:val="TableNormal"/>
+    <w:uiPriority w:val="59"/>
+    <w:rsid w:val="00863FFB"/>
+    <w:pPr>
+      <w:spacing w:after="0" w:line="240" w:lineRule="auto"/>
+    </w:pPr>
+    <w:rPr>
+      <w:rFonts w:eastAsiaTheme="minorEastAsia"/>
+      <w:kern w:val="0"/>
+      <w:sz w:val="22"/>
+      <w:szCs w:val="22"/>
+      <w:lang w:bidi="ar-SA"/>
+      <w14:ligatures w14:val="none"/>
+    </w:rPr>
+    <w:tblPr>
+      <w:tblBorders>
+        <w:top w:val="single" w:sz="4" w:space="0" w:color="auto"/>
+        <w:left w:val="single" w:sz="4" w:space="0" w:color="auto"/>
+        <w:bottom w:val="single" w:sz="4" w:space="0" w:color="auto"/>
+        <w:right w:val="single" w:sz="4" w:space="0" w:color="auto"/>
+        <w:insideH w:val="single" w:sz="4" w:space="0" w:color="auto"/>
+        <w:insideV w:val="single" w:sz="4" w:space="0" w:color="auto"/>
+      </w:tblBorders>
+    </w:tblPr>
+  </w:style>
+  <w:style w:type="paragraph" w:styleId="ListBullet2">
+    <w:name w:val="List Bullet 2"/>
+    <w:basedOn w:val="Normal"/>
+    <w:uiPriority w:val="99"/>
+    <w:unhideWhenUsed/>
+    <w:rsid w:val="00171409"/>
+    <w:pPr>
+      <w:numPr>
+        <w:numId w:val="3"/>
+      </w:numPr>
+      <w:tabs>
+        <w:tab w:val="clear" w:pos="720"/>
+      </w:tabs>
+      <w:spacing w:after="200" w:line="276" w:lineRule="auto"/>
+      <w:ind w:left="0" w:firstLine="0"/>
+      <w:contextualSpacing/>
+    </w:pPr>
+    <w:rPr>
+      <w:rFonts w:ascii="Calibri" w:eastAsia="Calibri" w:hAnsi="Calibri" w:cstheme="minorBidi"/>
+      <w:kern w:val="0"/>
+      <w:sz w:val="20"/>
+      <w:szCs w:val="22"/>
+      <w:lang w:bidi="ar-SA"/>
+      <w14:ligatures w14:val="none"/>
     </w:rPr>
   </w:style>
 </w:styles>
